--- a/ПТП/ПР-2 Практика Тарасевич.docx
+++ b/ПТП/ПР-2 Практика Тарасевич.docx
@@ -1895,14 +1895,7 @@
           <w:rFonts w:ascii="Times New Roman" w:hAnsi="Times New Roman"/>
           <w:sz w:val="28"/>
         </w:rPr>
-        <w:t>авторизация в веб-интерфейсе</w:t>
-      </w:r>
-      <w:r>
-        <w:rPr>
-          <w:rFonts w:ascii="Times New Roman" w:hAnsi="Times New Roman"/>
-          <w:sz w:val="28"/>
-        </w:rPr>
-        <w:t>;</w:t>
+        <w:t>авторизация в веб-интерфейсе;</w:t>
       </w:r>
     </w:p>
     <w:p>
@@ -2371,7 +2364,33 @@
           <w:rFonts w:ascii="Times New Roman" w:hAnsi="Times New Roman"/>
           <w:sz w:val="28"/>
         </w:rPr>
-        <w:t>веб-интерфейс системы должен отвечать требованиям удобства и иметь адаптивную вёрстку.</w:t>
+        <w:t>веб-интерфейс системы должен иметь адаптивную вёрстку.</w:t>
+      </w:r>
+    </w:p>
+    <w:p>
+      <w:pPr>
+        <w:pStyle w:val="af3"/>
+        <w:spacing w:after="0" w:line="360" w:lineRule="auto"/>
+        <w:ind w:firstLine="709"/>
+        <w:jc w:val="both"/>
+        <w:rPr>
+          <w:rFonts w:ascii="Times New Roman" w:hAnsi="Times New Roman"/>
+          <w:sz w:val="28"/>
+        </w:rPr>
+      </w:pPr>
+      <w:r>
+        <w:rPr>
+          <w:rFonts w:ascii="Times New Roman" w:hAnsi="Times New Roman"/>
+          <w:sz w:val="28"/>
+        </w:rPr>
+        <w:t xml:space="preserve">Ошибки, возникающие в процессе эксплуатации программного продукта, включают в себя как ошибки обработки данных, так и внешние ошибки. Ошибки обработки данных возникают из-за логических ошибок при написании программного кода алгоритмов. </w:t>
+      </w:r>
+      <w:r>
+        <w:rPr>
+          <w:rFonts w:ascii="Times New Roman" w:hAnsi="Times New Roman"/>
+          <w:sz w:val="28"/>
+        </w:rPr>
+        <w:t>Для предотвращения такого рода ошибок в конечной версии ПП следует уделить особое внимание верификации программного кода как вручную, так и посредством механизмов выбранного языка программирования.</w:t>
       </w:r>
     </w:p>
     <w:p>
@@ -18385,27 +18404,27 @@
 </file>
 
 <file path=customXml/item1.xml><?xml version="1.0" encoding="utf-8"?>
-<b:Sources xmlns:b="http://schemas.openxmlformats.org/officeDocument/2006/bibliography" xmlns="http://schemas.openxmlformats.org/officeDocument/2006/bibliography" SelectedStyle="\APASixthEditionOfficeOnline.xsl" StyleName="APA" Version="6"/>
-</file>
-
-<file path=customXml/item2.xml><?xml version="1.0" encoding="utf-8"?>
 <w:settings xmlns:w="http://schemas.openxmlformats.org/wordprocessingml/2006/main">
   <w:SpecialFormsHighlight w:val="c9c8ff"/>
 </w:settings>
 </file>
 
+<file path=customXml/item2.xml><?xml version="1.0" encoding="utf-8"?>
+<b:Sources xmlns:b="http://schemas.openxmlformats.org/officeDocument/2006/bibliography" xmlns="http://schemas.openxmlformats.org/officeDocument/2006/bibliography" SelectedStyle="\APASixthEditionOfficeOnline.xsl" StyleName="APA" Version="6"/>
+</file>
+
 <file path=customXml/itemProps1.xml><?xml version="1.0" encoding="utf-8"?>
+<ds:datastoreItem xmlns:ds="http://schemas.openxmlformats.org/officeDocument/2006/customXml" ds:itemID="{5D0AEA6B-E499-4EEF-98A3-AFBB261C493E}">
+  <ds:schemaRefs>
+    <ds:schemaRef ds:uri="http://schemas.openxmlformats.org/wordprocessingml/2006/main"/>
+  </ds:schemaRefs>
+</ds:datastoreItem>
+</file>
+
+<file path=customXml/itemProps2.xml><?xml version="1.0" encoding="utf-8"?>
 <ds:datastoreItem xmlns:ds="http://schemas.openxmlformats.org/officeDocument/2006/customXml" ds:itemID="{775F4AD5-9B51-4032-B8B7-D2F53CC85AB3}">
   <ds:schemaRefs>
     <ds:schemaRef ds:uri="http://schemas.openxmlformats.org/officeDocument/2006/bibliography"/>
   </ds:schemaRefs>
 </ds:datastoreItem>
-</file>
-
-<file path=customXml/itemProps2.xml><?xml version="1.0" encoding="utf-8"?>
-<ds:datastoreItem xmlns:ds="http://schemas.openxmlformats.org/officeDocument/2006/customXml" ds:itemID="{5D0AEA6B-E499-4EEF-98A3-AFBB261C493E}">
-  <ds:schemaRefs>
-    <ds:schemaRef ds:uri="http://schemas.openxmlformats.org/wordprocessingml/2006/main"/>
-  </ds:schemaRefs>
-</ds:datastoreItem>
 </file>
--- a/ПТП/ПР-2 Практика Тарасевич.docx
+++ b/ПТП/ПР-2 Практика Тарасевич.docx
@@ -2061,28 +2061,6 @@
           <w:rFonts w:ascii="Times New Roman" w:hAnsi="Times New Roman"/>
           <w:sz w:val="28"/>
         </w:rPr>
-        <w:t xml:space="preserve"> </w:t>
-      </w:r>
-      <w:r>
-        <w:rPr>
-          <w:rFonts w:ascii="Times New Roman" w:hAnsi="Times New Roman"/>
-          <w:sz w:val="28"/>
-          <w:lang w:val="en-US"/>
-        </w:rPr>
-        <w:t>v</w:t>
-      </w:r>
-      <w:r>
-        <w:rPr>
-          <w:rFonts w:ascii="Times New Roman" w:hAnsi="Times New Roman"/>
-          <w:sz w:val="28"/>
-        </w:rPr>
-        <w:t>3</w:t>
-      </w:r>
-      <w:r>
-        <w:rPr>
-          <w:rFonts w:ascii="Times New Roman" w:hAnsi="Times New Roman"/>
-          <w:sz w:val="28"/>
-        </w:rPr>
         <w:t xml:space="preserve">. Предполагается соединение с </w:t>
       </w:r>
       <w:r>
@@ -2195,22 +2173,14 @@
           <w:rFonts w:ascii="Times New Roman" w:hAnsi="Times New Roman"/>
           <w:sz w:val="28"/>
         </w:rPr>
-        <w:t xml:space="preserve">. Предполагается использование фреймворка для создания графических пользовательских интерфейсов, такого как </w:t>
-      </w:r>
-      <w:r>
-        <w:rPr>
-          <w:rFonts w:ascii="Times New Roman" w:hAnsi="Times New Roman"/>
-          <w:sz w:val="28"/>
-          <w:lang w:val="en-US"/>
-        </w:rPr>
-        <w:t>React</w:t>
+        <w:t>.</w:t>
       </w:r>
       <w:r>
         <w:rPr>
           <w:rFonts w:ascii="Times New Roman" w:hAnsi="Times New Roman"/>
           <w:sz w:val="28"/>
         </w:rPr>
-        <w:t>.</w:t>
+        <w:t xml:space="preserve"> Список устройств предполагается хранить в базе данных, а шаблоны – в конфигурационных файлах.</w:t>
       </w:r>
     </w:p>
     <w:p>
@@ -2338,7 +2308,7 @@
           <w:rFonts w:ascii="Times New Roman" w:hAnsi="Times New Roman"/>
           <w:sz w:val="28"/>
         </w:rPr>
-        <w:t>система должна отвечать требованиям кроссплатформенности;</w:t>
+        <w:t>данные пользователей хранятся в базе данных в зашифрованном виде;</w:t>
       </w:r>
     </w:p>
     <w:p>
@@ -2364,6 +2334,32 @@
           <w:rFonts w:ascii="Times New Roman" w:hAnsi="Times New Roman"/>
           <w:sz w:val="28"/>
         </w:rPr>
+        <w:t>система должна отвечать требованиям кроссплатформенности;</w:t>
+      </w:r>
+    </w:p>
+    <w:p>
+      <w:pPr>
+        <w:pStyle w:val="af3"/>
+        <w:numPr>
+          <w:ilvl w:val="0"/>
+          <w:numId w:val="24"/>
+        </w:numPr>
+        <w:tabs>
+          <w:tab w:val="left" w:pos="993"/>
+        </w:tabs>
+        <w:spacing w:after="0" w:line="360" w:lineRule="auto"/>
+        <w:ind w:left="0" w:firstLine="709"/>
+        <w:jc w:val="both"/>
+        <w:rPr>
+          <w:rFonts w:ascii="Times New Roman" w:hAnsi="Times New Roman"/>
+          <w:sz w:val="28"/>
+        </w:rPr>
+      </w:pPr>
+      <w:r>
+        <w:rPr>
+          <w:rFonts w:ascii="Times New Roman" w:hAnsi="Times New Roman"/>
+          <w:sz w:val="28"/>
+        </w:rPr>
         <w:t>веб-интерфейс системы должен иметь адаптивную вёрстку.</w:t>
       </w:r>
     </w:p>
@@ -2376,6 +2372,7 @@
         <w:rPr>
           <w:rFonts w:ascii="Times New Roman" w:hAnsi="Times New Roman"/>
           <w:sz w:val="28"/>
+          <w:lang w:val="en-US"/>
         </w:rPr>
       </w:pPr>
       <w:r>
@@ -2404,6 +2401,95 @@
           <w:sz w:val="28"/>
         </w:rPr>
       </w:pPr>
+      <w:r>
+        <w:rPr>
+          <w:rFonts w:ascii="Times New Roman" w:hAnsi="Times New Roman"/>
+          <w:sz w:val="28"/>
+        </w:rPr>
+        <w:t xml:space="preserve">Авторизация </w:t>
+      </w:r>
+      <w:r>
+        <w:rPr>
+          <w:rFonts w:ascii="Times New Roman" w:hAnsi="Times New Roman"/>
+          <w:sz w:val="28"/>
+        </w:rPr>
+        <w:t>посредством логина и пароля будет реализована как часть клиент-серверного приложения. Разрабатываемый программный продукт вместе с базой данных будет установлен на выделенный сервер, к которому в последующем будут обращаться системные администраторы. Авторизационные данные будут храниться в зашифрованном виде в этой базе данных.</w:t>
+      </w:r>
+    </w:p>
+    <w:p>
+      <w:pPr>
+        <w:pStyle w:val="af3"/>
+        <w:spacing w:after="0" w:line="360" w:lineRule="auto"/>
+        <w:ind w:firstLine="709"/>
+        <w:jc w:val="both"/>
+        <w:rPr>
+          <w:rFonts w:ascii="Times New Roman" w:hAnsi="Times New Roman"/>
+          <w:sz w:val="28"/>
+        </w:rPr>
+      </w:pPr>
+      <w:r>
+        <w:rPr>
+          <w:rFonts w:ascii="Times New Roman" w:hAnsi="Times New Roman"/>
+          <w:sz w:val="28"/>
+        </w:rPr>
+        <w:t>Кроссплатформенность будет достигнута путём сборки программного продукта под разные целевые платформы</w:t>
+      </w:r>
+      <w:r>
+        <w:rPr>
+          <w:rFonts w:ascii="Times New Roman" w:hAnsi="Times New Roman"/>
+          <w:sz w:val="28"/>
+        </w:rPr>
+        <w:t>.</w:t>
+      </w:r>
+    </w:p>
+    <w:p>
+      <w:pPr>
+        <w:pStyle w:val="af3"/>
+        <w:spacing w:after="0" w:line="360" w:lineRule="auto"/>
+        <w:ind w:firstLine="709"/>
+        <w:jc w:val="both"/>
+        <w:rPr>
+          <w:rFonts w:ascii="Times New Roman" w:hAnsi="Times New Roman"/>
+          <w:sz w:val="28"/>
+        </w:rPr>
+      </w:pPr>
+      <w:r>
+        <w:rPr>
+          <w:rFonts w:ascii="Times New Roman" w:hAnsi="Times New Roman"/>
+          <w:sz w:val="28"/>
+        </w:rPr>
+        <w:t xml:space="preserve">Адаптивность вёрстки веб-интерфейса может быть достигнута за счёт использования возможностей </w:t>
+      </w:r>
+      <w:r>
+        <w:rPr>
+          <w:rFonts w:ascii="Times New Roman" w:hAnsi="Times New Roman"/>
+          <w:sz w:val="28"/>
+          <w:lang w:val="en-US"/>
+        </w:rPr>
+        <w:t>HTML</w:t>
+      </w:r>
+      <w:r>
+        <w:rPr>
+          <w:rFonts w:ascii="Times New Roman" w:hAnsi="Times New Roman"/>
+          <w:sz w:val="28"/>
+        </w:rPr>
+        <w:t xml:space="preserve">, </w:t>
+      </w:r>
+      <w:r>
+        <w:rPr>
+          <w:rFonts w:ascii="Times New Roman" w:hAnsi="Times New Roman"/>
+          <w:sz w:val="28"/>
+          <w:lang w:val="en-US"/>
+        </w:rPr>
+        <w:t>CSS</w:t>
+      </w:r>
+      <w:r>
+        <w:rPr>
+          <w:rFonts w:ascii="Times New Roman" w:hAnsi="Times New Roman"/>
+          <w:sz w:val="28"/>
+        </w:rPr>
+        <w:t>, а также сторонних фреймворков для создания пользовательских интерфейсов.</w:t>
+      </w:r>
     </w:p>
     <w:sectPr>
       <w:footerReference w:type="default" r:id="rId9"/>
@@ -18404,27 +18490,27 @@
 </file>
 
 <file path=customXml/item1.xml><?xml version="1.0" encoding="utf-8"?>
+<b:Sources xmlns:b="http://schemas.openxmlformats.org/officeDocument/2006/bibliography" xmlns="http://schemas.openxmlformats.org/officeDocument/2006/bibliography" SelectedStyle="\APASixthEditionOfficeOnline.xsl" StyleName="APA" Version="6"/>
+</file>
+
+<file path=customXml/item2.xml><?xml version="1.0" encoding="utf-8"?>
 <w:settings xmlns:w="http://schemas.openxmlformats.org/wordprocessingml/2006/main">
   <w:SpecialFormsHighlight w:val="c9c8ff"/>
 </w:settings>
 </file>
 
-<file path=customXml/item2.xml><?xml version="1.0" encoding="utf-8"?>
-<b:Sources xmlns:b="http://schemas.openxmlformats.org/officeDocument/2006/bibliography" xmlns="http://schemas.openxmlformats.org/officeDocument/2006/bibliography" SelectedStyle="\APASixthEditionOfficeOnline.xsl" StyleName="APA" Version="6"/>
+<file path=customXml/itemProps1.xml><?xml version="1.0" encoding="utf-8"?>
+<ds:datastoreItem xmlns:ds="http://schemas.openxmlformats.org/officeDocument/2006/customXml" ds:itemID="{775F4AD5-9B51-4032-B8B7-D2F53CC85AB3}">
+  <ds:schemaRefs>
+    <ds:schemaRef ds:uri="http://schemas.openxmlformats.org/officeDocument/2006/bibliography"/>
+  </ds:schemaRefs>
+</ds:datastoreItem>
 </file>
 
-<file path=customXml/itemProps1.xml><?xml version="1.0" encoding="utf-8"?>
+<file path=customXml/itemProps2.xml><?xml version="1.0" encoding="utf-8"?>
 <ds:datastoreItem xmlns:ds="http://schemas.openxmlformats.org/officeDocument/2006/customXml" ds:itemID="{5D0AEA6B-E499-4EEF-98A3-AFBB261C493E}">
   <ds:schemaRefs>
     <ds:schemaRef ds:uri="http://schemas.openxmlformats.org/wordprocessingml/2006/main"/>
   </ds:schemaRefs>
 </ds:datastoreItem>
-</file>
-
-<file path=customXml/itemProps2.xml><?xml version="1.0" encoding="utf-8"?>
-<ds:datastoreItem xmlns:ds="http://schemas.openxmlformats.org/officeDocument/2006/customXml" ds:itemID="{775F4AD5-9B51-4032-B8B7-D2F53CC85AB3}">
-  <ds:schemaRefs>
-    <ds:schemaRef ds:uri="http://schemas.openxmlformats.org/officeDocument/2006/bibliography"/>
-  </ds:schemaRefs>
-</ds:datastoreItem>
 </file>
--- a/ПТП/ПР-2 Практика Тарасевич.docx
+++ b/ПТП/ПР-2 Практика Тарасевич.docx
@@ -1838,12 +1838,13 @@
           <w:sz w:val="28"/>
         </w:rPr>
       </w:pPr>
+      <w:commentRangeStart w:id="1"/>
       <w:r>
         <w:rPr>
           <w:rFonts w:ascii="Times New Roman" w:hAnsi="Times New Roman"/>
           <w:sz w:val="28"/>
         </w:rPr>
-        <w:t>возможность мониторинга устройств в сети по выбранным метрикам;</w:t>
+        <w:t>мониторинга устройств в сети по выбранным метрикам;</w:t>
       </w:r>
     </w:p>
     <w:p>
@@ -1869,7 +1870,21 @@
           <w:rFonts w:ascii="Times New Roman" w:hAnsi="Times New Roman"/>
           <w:sz w:val="28"/>
         </w:rPr>
-        <w:t>отправка управляющих сообщений на устройства;</w:t>
+        <w:t>отправка управляющих сообщений на устройств</w:t>
+      </w:r>
+      <w:r>
+        <w:rPr>
+          <w:rFonts w:ascii="Times New Roman" w:hAnsi="Times New Roman"/>
+          <w:sz w:val="28"/>
+        </w:rPr>
+        <w:t>ы</w:t>
+      </w:r>
+      <w:r>
+        <w:rPr>
+          <w:rFonts w:ascii="Times New Roman" w:hAnsi="Times New Roman"/>
+          <w:sz w:val="28"/>
+        </w:rPr>
+        <w:t>а;</w:t>
       </w:r>
     </w:p>
     <w:p>
@@ -1961,7 +1976,14 @@
           <w:rFonts w:ascii="Times New Roman" w:hAnsi="Times New Roman"/>
           <w:sz w:val="28"/>
         </w:rPr>
-        <w:t>просмотр схематичной карты сети;</w:t>
+        <w:t xml:space="preserve">отображение </w:t>
+      </w:r>
+      <w:r>
+        <w:rPr>
+          <w:rFonts w:ascii="Times New Roman" w:hAnsi="Times New Roman"/>
+          <w:sz w:val="28"/>
+        </w:rPr>
+        <w:t>схематичной карты сети;</w:t>
       </w:r>
     </w:p>
     <w:p>
@@ -1987,7 +2009,14 @@
           <w:rFonts w:ascii="Times New Roman" w:hAnsi="Times New Roman"/>
           <w:sz w:val="28"/>
         </w:rPr>
-        <w:t xml:space="preserve">просмотр </w:t>
+        <w:t>отображение</w:t>
+      </w:r>
+      <w:r>
+        <w:rPr>
+          <w:rFonts w:ascii="Times New Roman" w:hAnsi="Times New Roman"/>
+          <w:sz w:val="28"/>
+        </w:rPr>
+        <w:t xml:space="preserve"> </w:t>
       </w:r>
       <w:r>
         <w:rPr>
@@ -2028,6 +2057,16 @@
           <w:sz w:val="28"/>
         </w:rPr>
         <w:t>.</w:t>
+      </w:r>
+      <w:commentRangeEnd w:id="1"/>
+      <w:r>
+        <w:rPr>
+          <w:rStyle w:val="afe"/>
+          <w:rFonts w:ascii="Times New Roman" w:hAnsi="Times New Roman"/>
+          <w:sz w:val="28"/>
+          <w:szCs w:val="22"/>
+        </w:rPr>
+        <w:commentReference w:id="1"/>
       </w:r>
     </w:p>
     <w:p>
@@ -2372,7 +2411,6 @@
         <w:rPr>
           <w:rFonts w:ascii="Times New Roman" w:hAnsi="Times New Roman"/>
           <w:sz w:val="28"/>
-          <w:lang w:val="en-US"/>
         </w:rPr>
       </w:pPr>
       <w:r>
@@ -2387,7 +2425,7 @@
           <w:rFonts w:ascii="Times New Roman" w:hAnsi="Times New Roman"/>
           <w:sz w:val="28"/>
         </w:rPr>
-        <w:t>Для предотвращения такого рода ошибок в конечной версии ПП следует уделить особое внимание верификации программного кода как вручную, так и посредством механизмов выбранного языка программирования.</w:t>
+        <w:t>Для предотвращения такого рода ошибок в конечной версии ПП следует уделить внимание верификации программного кода как вручную, так и посредством механизмов выбранного языка программирования.</w:t>
       </w:r>
     </w:p>
     <w:p>
@@ -2427,6 +2465,7 @@
           <w:sz w:val="28"/>
         </w:rPr>
       </w:pPr>
+      <w:commentRangeStart w:id="2"/>
       <w:r>
         <w:rPr>
           <w:rFonts w:ascii="Times New Roman" w:hAnsi="Times New Roman"/>
@@ -2490,11 +2529,21 @@
         </w:rPr>
         <w:t>, а также сторонних фреймворков для создания пользовательских интерфейсов.</w:t>
       </w:r>
+      <w:commentRangeEnd w:id="2"/>
+      <w:r>
+        <w:rPr>
+          <w:rStyle w:val="afe"/>
+          <w:rFonts w:ascii="Times New Roman" w:hAnsi="Times New Roman"/>
+          <w:sz w:val="28"/>
+          <w:szCs w:val="22"/>
+        </w:rPr>
+        <w:commentReference w:id="2"/>
+      </w:r>
     </w:p>
     <w:sectPr>
-      <w:footerReference w:type="default" r:id="rId9"/>
-      <w:headerReference w:type="first" r:id="rId10"/>
-      <w:footerReference w:type="first" r:id="rId11"/>
+      <w:footerReference w:type="default" r:id="rId13"/>
+      <w:headerReference w:type="first" r:id="rId14"/>
+      <w:footerReference w:type="first" r:id="rId15"/>
       <w:pgSz w:w="11906" w:h="16838"/>
       <w:pgMar w:top="1134" w:right="851" w:bottom="1134" w:left="1701" w:header="708" w:footer="708" w:gutter="0"/>
       <w:cols w:space="708"/>
@@ -2503,6 +2552,64 @@
     </w:sectPr>
   </w:body>
 </w:document>
+</file>
+
+<file path=word/comments.xml><?xml version="1.0" encoding="utf-8"?>
+<w:comments xmlns:wpc="http://schemas.microsoft.com/office/word/2010/wordprocessingCanvas" xmlns:cx="http://schemas.microsoft.com/office/drawing/2014/chartex" xmlns:cx1="http://schemas.microsoft.com/office/drawing/2015/9/8/chartex" xmlns:cx2="http://schemas.microsoft.com/office/drawing/2015/10/21/chartex" xmlns:cx3="http://schemas.microsoft.com/office/drawing/2016/5/9/chartex" xmlns:cx4="http://schemas.microsoft.com/office/drawing/2016/5/10/chartex" xmlns:cx5="http://schemas.microsoft.com/office/drawing/2016/5/11/chartex" xmlns:cx6="http://schemas.microsoft.com/office/drawing/2016/5/12/chartex" xmlns:cx7="http://schemas.microsoft.com/office/drawing/2016/5/13/chartex" xmlns:cx8="http://schemas.microsoft.com/office/drawing/2016/5/14/chartex" xmlns:mc="http://schemas.openxmlformats.org/markup-compatibility/2006" xmlns:aink="http://schemas.microsoft.com/office/drawing/2016/ink" xmlns:am3d="http://schemas.microsoft.com/office/drawing/2017/model3d" xmlns:o="urn:schemas-microsoft-com:office:office" xmlns:oel="http://schemas.microsoft.com/office/2019/extlst" xmlns:r="http://schemas.openxmlformats.org/officeDocument/2006/relationships" xmlns:m="http://schemas.openxmlformats.org/officeDocument/2006/math" xmlns:v="urn:schemas-microsoft-com:vml" xmlns:wp14="http://schemas.microsoft.com/office/word/2010/wordprocessingDrawing" xmlns:wp="http://schemas.openxmlformats.org/drawingml/2006/wordprocessingDrawing" xmlns:w10="urn:schemas-microsoft-com:office:word" xmlns:w="http://schemas.openxmlformats.org/wordprocessingml/2006/main" xmlns:w14="http://schemas.microsoft.com/office/word/2010/wordml" xmlns:w15="http://schemas.microsoft.com/office/word/2012/wordml" xmlns:w16cex="http://schemas.microsoft.com/office/word/2018/wordml/cex" xmlns:w16cid="http://schemas.microsoft.com/office/word/2016/wordml/cid" xmlns:w16="http://schemas.microsoft.com/office/word/2018/wordml" xmlns:w16du="http://schemas.microsoft.com/office/word/2023/wordml/word16du" xmlns:w16sdtdh="http://schemas.microsoft.com/office/word/2020/wordml/sdtdatahash" xmlns:w16sdtfl="http://schemas.microsoft.com/office/word/2024/wordml/sdtformatlock" xmlns:w16se="http://schemas.microsoft.com/office/word/2015/wordml/symex" xmlns:wpg="http://schemas.microsoft.com/office/word/2010/wordprocessingGroup" xmlns:wpi="http://schemas.microsoft.com/office/word/2010/wordprocessingInk" xmlns:wne="http://schemas.microsoft.com/office/word/2006/wordml" xmlns:wps="http://schemas.microsoft.com/office/word/2010/wordprocessingShape" mc:Ignorable="w14 w15 w16se w16cid w16 w16cex w16sdtdh w16sdtfl w16du wp14">
+  <w:comment w:id="1" w:author="Василий Тарасевич" w:date="2026-03-17T16:46:00Z" w:initials="ВТ">
+    <w:p>
+      <w:pPr>
+        <w:pStyle w:val="aff"/>
+      </w:pPr>
+      <w:r>
+        <w:rPr>
+          <w:rStyle w:val="afe"/>
+        </w:rPr>
+        <w:annotationRef/>
+      </w:r>
+      <w:r>
+        <w:t>точно все функции?</w:t>
+      </w:r>
+    </w:p>
+  </w:comment>
+  <w:comment w:id="2" w:author="Василий Тарасевич" w:date="2026-03-17T16:44:00Z" w:initials="ВТ">
+    <w:p>
+      <w:pPr>
+        <w:pStyle w:val="aff"/>
+      </w:pPr>
+      <w:r>
+        <w:rPr>
+          <w:rStyle w:val="afe"/>
+        </w:rPr>
+        <w:annotationRef/>
+      </w:r>
+      <w:r>
+        <w:t>подробнее</w:t>
+      </w:r>
+    </w:p>
+  </w:comment>
+</w:comments>
+</file>
+
+<file path=word/commentsExtended.xml><?xml version="1.0" encoding="utf-8"?>
+<w15:commentsEx xmlns:wpc="http://schemas.microsoft.com/office/word/2010/wordprocessingCanvas" xmlns:cx="http://schemas.microsoft.com/office/drawing/2014/chartex" xmlns:cx1="http://schemas.microsoft.com/office/drawing/2015/9/8/chartex" xmlns:cx2="http://schemas.microsoft.com/office/drawing/2015/10/21/chartex" xmlns:cx3="http://schemas.microsoft.com/office/drawing/2016/5/9/chartex" xmlns:cx4="http://schemas.microsoft.com/office/drawing/2016/5/10/chartex" xmlns:cx5="http://schemas.microsoft.com/office/drawing/2016/5/11/chartex" xmlns:cx6="http://schemas.microsoft.com/office/drawing/2016/5/12/chartex" xmlns:cx7="http://schemas.microsoft.com/office/drawing/2016/5/13/chartex" xmlns:cx8="http://schemas.microsoft.com/office/drawing/2016/5/14/chartex" xmlns:mc="http://schemas.openxmlformats.org/markup-compatibility/2006" xmlns:aink="http://schemas.microsoft.com/office/drawing/2016/ink" xmlns:am3d="http://schemas.microsoft.com/office/drawing/2017/model3d" xmlns:o="urn:schemas-microsoft-com:office:office" xmlns:oel="http://schemas.microsoft.com/office/2019/extlst" xmlns:r="http://schemas.openxmlformats.org/officeDocument/2006/relationships" xmlns:m="http://schemas.openxmlformats.org/officeDocument/2006/math" xmlns:v="urn:schemas-microsoft-com:vml" xmlns:wp14="http://schemas.microsoft.com/office/word/2010/wordprocessingDrawing" xmlns:wp="http://schemas.openxmlformats.org/drawingml/2006/wordprocessingDrawing" xmlns:w10="urn:schemas-microsoft-com:office:word" xmlns:w="http://schemas.openxmlformats.org/wordprocessingml/2006/main" xmlns:w14="http://schemas.microsoft.com/office/word/2010/wordml" xmlns:w15="http://schemas.microsoft.com/office/word/2012/wordml" xmlns:w16cex="http://schemas.microsoft.com/office/word/2018/wordml/cex" xmlns:w16cid="http://schemas.microsoft.com/office/word/2016/wordml/cid" xmlns:w16="http://schemas.microsoft.com/office/word/2018/wordml" xmlns:w16du="http://schemas.microsoft.com/office/word/2023/wordml/word16du" xmlns:w16sdtdh="http://schemas.microsoft.com/office/word/2020/wordml/sdtdatahash" xmlns:w16sdtfl="http://schemas.microsoft.com/office/word/2024/wordml/sdtformatlock" xmlns:w16se="http://schemas.microsoft.com/office/word/2015/wordml/symex" xmlns:wpg="http://schemas.microsoft.com/office/word/2010/wordprocessingGroup" xmlns:wpi="http://schemas.microsoft.com/office/word/2010/wordprocessingInk" xmlns:wne="http://schemas.microsoft.com/office/word/2006/wordml" xmlns:wps="http://schemas.microsoft.com/office/word/2010/wordprocessingShape" mc:Ignorable="w14 w15 w16se w16cid w16 w16cex w16sdtdh w16sdtfl w16du wp14">
+  <w15:commentEx w15:paraId="249C8B50" w15:done="0"/>
+  <w15:commentEx w15:paraId="1CA55CC1" w15:done="0"/>
+</w15:commentsEx>
+</file>
+
+<file path=word/commentsExtensible.xml><?xml version="1.0" encoding="utf-8"?>
+<w16cex:commentsExtensible xmlns:wpc="http://schemas.microsoft.com/office/word/2010/wordprocessingCanvas" xmlns:cx="http://schemas.microsoft.com/office/drawing/2014/chartex" xmlns:cx1="http://schemas.microsoft.com/office/drawing/2015/9/8/chartex" xmlns:cx2="http://schemas.microsoft.com/office/drawing/2015/10/21/chartex" xmlns:cx3="http://schemas.microsoft.com/office/drawing/2016/5/9/chartex" xmlns:cx4="http://schemas.microsoft.com/office/drawing/2016/5/10/chartex" xmlns:cx5="http://schemas.microsoft.com/office/drawing/2016/5/11/chartex" xmlns:cx6="http://schemas.microsoft.com/office/drawing/2016/5/12/chartex" xmlns:cx7="http://schemas.microsoft.com/office/drawing/2016/5/13/chartex" xmlns:cx8="http://schemas.microsoft.com/office/drawing/2016/5/14/chartex" xmlns:cr="http://schemas.microsoft.com/office/comments/2020/reactions" xmlns:mc="http://schemas.openxmlformats.org/markup-compatibility/2006" xmlns:aink="http://schemas.microsoft.com/office/drawing/2016/ink" xmlns:am3d="http://schemas.microsoft.com/office/drawing/2017/model3d" xmlns:o="urn:schemas-microsoft-com:office:office" xmlns:oel="http://schemas.microsoft.com/office/2019/extlst" xmlns:r="http://schemas.openxmlformats.org/officeDocument/2006/relationships" xmlns:m="http://schemas.openxmlformats.org/officeDocument/2006/math" xmlns:v="urn:schemas-microsoft-com:vml" xmlns:wp14="http://schemas.microsoft.com/office/word/2010/wordprocessingDrawing" xmlns:wp="http://schemas.openxmlformats.org/drawingml/2006/wordprocessingDrawing" xmlns:w10="urn:schemas-microsoft-com:office:word" xmlns:w="http://schemas.openxmlformats.org/wordprocessingml/2006/main" xmlns:w14="http://schemas.microsoft.com/office/word/2010/wordml" xmlns:w15="http://schemas.microsoft.com/office/word/2012/wordml" xmlns:w16cex="http://schemas.microsoft.com/office/word/2018/wordml/cex" xmlns:w16cid="http://schemas.microsoft.com/office/word/2016/wordml/cid" xmlns:w16="http://schemas.microsoft.com/office/word/2018/wordml" xmlns:w16du="http://schemas.microsoft.com/office/word/2023/wordml/word16du" xmlns:w16sdtdh="http://schemas.microsoft.com/office/word/2020/wordml/sdtdatahash" xmlns:w16sdtfl="http://schemas.microsoft.com/office/word/2024/wordml/sdtformatlock" xmlns:w16se="http://schemas.microsoft.com/office/word/2015/wordml/symex" xmlns:wpg="http://schemas.microsoft.com/office/word/2010/wordprocessingGroup" xmlns:wpi="http://schemas.microsoft.com/office/word/2010/wordprocessingInk" xmlns:wne="http://schemas.microsoft.com/office/word/2006/wordml" xmlns:wps="http://schemas.microsoft.com/office/word/2010/wordprocessingShape" mc:Ignorable="w14 w15 w16se w16cid w16 w16cex w16sdtdh w16sdtfl cr w16du wp14">
+  <w16cex:commentExtensible w16cex:durableId="2139D207" w16cex:dateUtc="2026-03-17T13:46:00Z"/>
+  <w16cex:commentExtensible w16cex:durableId="71552E9D" w16cex:dateUtc="2026-03-17T13:44:00Z"/>
+</w16cex:commentsExtensible>
+</file>
+
+<file path=word/commentsIds.xml><?xml version="1.0" encoding="utf-8"?>
+<w16cid:commentsIds xmlns:wpc="http://schemas.microsoft.com/office/word/2010/wordprocessingCanvas" xmlns:cx="http://schemas.microsoft.com/office/drawing/2014/chartex" xmlns:cx1="http://schemas.microsoft.com/office/drawing/2015/9/8/chartex" xmlns:cx2="http://schemas.microsoft.com/office/drawing/2015/10/21/chartex" xmlns:cx3="http://schemas.microsoft.com/office/drawing/2016/5/9/chartex" xmlns:cx4="http://schemas.microsoft.com/office/drawing/2016/5/10/chartex" xmlns:cx5="http://schemas.microsoft.com/office/drawing/2016/5/11/chartex" xmlns:cx6="http://schemas.microsoft.com/office/drawing/2016/5/12/chartex" xmlns:cx7="http://schemas.microsoft.com/office/drawing/2016/5/13/chartex" xmlns:cx8="http://schemas.microsoft.com/office/drawing/2016/5/14/chartex" xmlns:mc="http://schemas.openxmlformats.org/markup-compatibility/2006" xmlns:aink="http://schemas.microsoft.com/office/drawing/2016/ink" xmlns:am3d="http://schemas.microsoft.com/office/drawing/2017/model3d" xmlns:o="urn:schemas-microsoft-com:office:office" xmlns:oel="http://schemas.microsoft.com/office/2019/extlst" xmlns:r="http://schemas.openxmlformats.org/officeDocument/2006/relationships" xmlns:m="http://schemas.openxmlformats.org/officeDocument/2006/math" xmlns:v="urn:schemas-microsoft-com:vml" xmlns:wp14="http://schemas.microsoft.com/office/word/2010/wordprocessingDrawing" xmlns:wp="http://schemas.openxmlformats.org/drawingml/2006/wordprocessingDrawing" xmlns:w10="urn:schemas-microsoft-com:office:word" xmlns:w="http://schemas.openxmlformats.org/wordprocessingml/2006/main" xmlns:w14="http://schemas.microsoft.com/office/word/2010/wordml" xmlns:w15="http://schemas.microsoft.com/office/word/2012/wordml" xmlns:w16cex="http://schemas.microsoft.com/office/word/2018/wordml/cex" xmlns:w16cid="http://schemas.microsoft.com/office/word/2016/wordml/cid" xmlns:w16="http://schemas.microsoft.com/office/word/2018/wordml" xmlns:w16du="http://schemas.microsoft.com/office/word/2023/wordml/word16du" xmlns:w16sdtdh="http://schemas.microsoft.com/office/word/2020/wordml/sdtdatahash" xmlns:w16sdtfl="http://schemas.microsoft.com/office/word/2024/wordml/sdtformatlock" xmlns:w16se="http://schemas.microsoft.com/office/word/2015/wordml/symex" xmlns:wpg="http://schemas.microsoft.com/office/word/2010/wordprocessingGroup" xmlns:wpi="http://schemas.microsoft.com/office/word/2010/wordprocessingInk" xmlns:wne="http://schemas.microsoft.com/office/word/2006/wordml" xmlns:wps="http://schemas.microsoft.com/office/word/2010/wordprocessingShape" mc:Ignorable="w14 w15 w16se w16cid w16 w16cex w16sdtdh w16sdtfl w16du wp14">
+  <w16cid:commentId w16cid:paraId="249C8B50" w16cid:durableId="2139D207"/>
+  <w16cid:commentId w16cid:paraId="1CA55CC1" w16cid:durableId="71552E9D"/>
+</w16cid:commentsIds>
 </file>
 
 <file path=word/endnotes.xml><?xml version="1.0" encoding="utf-8"?>
@@ -5731,6 +5838,14 @@
   </w:num>
   <w:numIdMacAtCleanup w:val="11"/>
 </w:numbering>
+</file>
+
+<file path=word/people.xml><?xml version="1.0" encoding="utf-8"?>
+<w15:people xmlns:wpc="http://schemas.microsoft.com/office/word/2010/wordprocessingCanvas" xmlns:cx="http://schemas.microsoft.com/office/drawing/2014/chartex" xmlns:cx1="http://schemas.microsoft.com/office/drawing/2015/9/8/chartex" xmlns:cx2="http://schemas.microsoft.com/office/drawing/2015/10/21/chartex" xmlns:cx3="http://schemas.microsoft.com/office/drawing/2016/5/9/chartex" xmlns:cx4="http://schemas.microsoft.com/office/drawing/2016/5/10/chartex" xmlns:cx5="http://schemas.microsoft.com/office/drawing/2016/5/11/chartex" xmlns:cx6="http://schemas.microsoft.com/office/drawing/2016/5/12/chartex" xmlns:cx7="http://schemas.microsoft.com/office/drawing/2016/5/13/chartex" xmlns:cx8="http://schemas.microsoft.com/office/drawing/2016/5/14/chartex" xmlns:mc="http://schemas.openxmlformats.org/markup-compatibility/2006" xmlns:aink="http://schemas.microsoft.com/office/drawing/2016/ink" xmlns:am3d="http://schemas.microsoft.com/office/drawing/2017/model3d" xmlns:o="urn:schemas-microsoft-com:office:office" xmlns:oel="http://schemas.microsoft.com/office/2019/extlst" xmlns:r="http://schemas.openxmlformats.org/officeDocument/2006/relationships" xmlns:m="http://schemas.openxmlformats.org/officeDocument/2006/math" xmlns:v="urn:schemas-microsoft-com:vml" xmlns:wp14="http://schemas.microsoft.com/office/word/2010/wordprocessingDrawing" xmlns:wp="http://schemas.openxmlformats.org/drawingml/2006/wordprocessingDrawing" xmlns:w10="urn:schemas-microsoft-com:office:word" xmlns:w="http://schemas.openxmlformats.org/wordprocessingml/2006/main" xmlns:w14="http://schemas.microsoft.com/office/word/2010/wordml" xmlns:w15="http://schemas.microsoft.com/office/word/2012/wordml" xmlns:w16cex="http://schemas.microsoft.com/office/word/2018/wordml/cex" xmlns:w16cid="http://schemas.microsoft.com/office/word/2016/wordml/cid" xmlns:w16="http://schemas.microsoft.com/office/word/2018/wordml" xmlns:w16du="http://schemas.microsoft.com/office/word/2023/wordml/word16du" xmlns:w16sdtdh="http://schemas.microsoft.com/office/word/2020/wordml/sdtdatahash" xmlns:w16sdtfl="http://schemas.microsoft.com/office/word/2024/wordml/sdtformatlock" xmlns:w16se="http://schemas.microsoft.com/office/word/2015/wordml/symex" xmlns:wpg="http://schemas.microsoft.com/office/word/2010/wordprocessingGroup" xmlns:wpi="http://schemas.microsoft.com/office/word/2010/wordprocessingInk" xmlns:wne="http://schemas.microsoft.com/office/word/2006/wordml" xmlns:wps="http://schemas.microsoft.com/office/word/2010/wordprocessingShape" mc:Ignorable="w14 w15 w16se w16cid w16 w16cex w16sdtdh w16sdtfl w16du wp14">
+  <w15:person w15:author="Василий Тарасевич">
+    <w15:presenceInfo w15:providerId="Windows Live" w15:userId="17daad2743859351"/>
+  </w15:person>
+</w15:people>
 </file>
 
 <file path=word/styles.xml><?xml version="1.0" encoding="utf-8"?>
@@ -18490,27 +18605,27 @@
 </file>
 
 <file path=customXml/item1.xml><?xml version="1.0" encoding="utf-8"?>
-<b:Sources xmlns:b="http://schemas.openxmlformats.org/officeDocument/2006/bibliography" xmlns="http://schemas.openxmlformats.org/officeDocument/2006/bibliography" SelectedStyle="\APASixthEditionOfficeOnline.xsl" StyleName="APA" Version="6"/>
-</file>
-
-<file path=customXml/item2.xml><?xml version="1.0" encoding="utf-8"?>
 <w:settings xmlns:w="http://schemas.openxmlformats.org/wordprocessingml/2006/main">
   <w:SpecialFormsHighlight w:val="c9c8ff"/>
 </w:settings>
 </file>
 
+<file path=customXml/item2.xml><?xml version="1.0" encoding="utf-8"?>
+<b:Sources xmlns:b="http://schemas.openxmlformats.org/officeDocument/2006/bibliography" xmlns="http://schemas.openxmlformats.org/officeDocument/2006/bibliography" SelectedStyle="\APASixthEditionOfficeOnline.xsl" StyleName="APA" Version="6"/>
+</file>
+
 <file path=customXml/itemProps1.xml><?xml version="1.0" encoding="utf-8"?>
+<ds:datastoreItem xmlns:ds="http://schemas.openxmlformats.org/officeDocument/2006/customXml" ds:itemID="{5D0AEA6B-E499-4EEF-98A3-AFBB261C493E}">
+  <ds:schemaRefs>
+    <ds:schemaRef ds:uri="http://schemas.openxmlformats.org/wordprocessingml/2006/main"/>
+  </ds:schemaRefs>
+</ds:datastoreItem>
+</file>
+
+<file path=customXml/itemProps2.xml><?xml version="1.0" encoding="utf-8"?>
 <ds:datastoreItem xmlns:ds="http://schemas.openxmlformats.org/officeDocument/2006/customXml" ds:itemID="{775F4AD5-9B51-4032-B8B7-D2F53CC85AB3}">
   <ds:schemaRefs>
     <ds:schemaRef ds:uri="http://schemas.openxmlformats.org/officeDocument/2006/bibliography"/>
   </ds:schemaRefs>
 </ds:datastoreItem>
-</file>
-
-<file path=customXml/itemProps2.xml><?xml version="1.0" encoding="utf-8"?>
-<ds:datastoreItem xmlns:ds="http://schemas.openxmlformats.org/officeDocument/2006/customXml" ds:itemID="{5D0AEA6B-E499-4EEF-98A3-AFBB261C493E}">
-  <ds:schemaRefs>
-    <ds:schemaRef ds:uri="http://schemas.openxmlformats.org/wordprocessingml/2006/main"/>
-  </ds:schemaRefs>
-</ds:datastoreItem>
 </file>
--- a/ПТП/ПР-2 Практика Тарасевич.docx
+++ b/ПТП/ПР-2 Практика Тарасевич.docx
@@ -1844,7 +1844,21 @@
           <w:rFonts w:ascii="Times New Roman" w:hAnsi="Times New Roman"/>
           <w:sz w:val="28"/>
         </w:rPr>
-        <w:t>мониторинга устройств в сети по выбранным метрикам;</w:t>
+        <w:t xml:space="preserve">мониторинг </w:t>
+      </w:r>
+      <w:r>
+        <w:rPr>
+          <w:rFonts w:ascii="Times New Roman" w:hAnsi="Times New Roman"/>
+          <w:sz w:val="28"/>
+        </w:rPr>
+        <w:t xml:space="preserve">оборудования </w:t>
+      </w:r>
+      <w:r>
+        <w:rPr>
+          <w:rFonts w:ascii="Times New Roman" w:hAnsi="Times New Roman"/>
+          <w:sz w:val="28"/>
+        </w:rPr>
+        <w:t>в сети по выбранным метрикам;</w:t>
       </w:r>
     </w:p>
     <w:p>
@@ -1869,22 +1883,75 @@
         <w:rPr>
           <w:rFonts w:ascii="Times New Roman" w:hAnsi="Times New Roman"/>
           <w:sz w:val="28"/>
+          <w:lang w:val="en-US"/>
         </w:rPr>
-        <w:t>отправка управляющих сообщений на устройств</w:t>
+        <w:t>ping</w:t>
       </w:r>
       <w:r>
         <w:rPr>
           <w:rFonts w:ascii="Times New Roman" w:hAnsi="Times New Roman"/>
           <w:sz w:val="28"/>
         </w:rPr>
-        <w:t>ы</w:t>
+        <w:t>-</w:t>
       </w:r>
       <w:r>
         <w:rPr>
           <w:rFonts w:ascii="Times New Roman" w:hAnsi="Times New Roman"/>
           <w:sz w:val="28"/>
         </w:rPr>
-        <w:t>а;</w:t>
+        <w:t>опрос одного или нескольких устройств;</w:t>
+      </w:r>
+    </w:p>
+    <w:p>
+      <w:pPr>
+        <w:pStyle w:val="af3"/>
+        <w:numPr>
+          <w:ilvl w:val="0"/>
+          <w:numId w:val="24"/>
+        </w:numPr>
+        <w:tabs>
+          <w:tab w:val="left" w:pos="993"/>
+        </w:tabs>
+        <w:spacing w:after="0" w:line="360" w:lineRule="auto"/>
+        <w:ind w:left="0" w:firstLine="709"/>
+        <w:jc w:val="both"/>
+        <w:rPr>
+          <w:rFonts w:ascii="Times New Roman" w:hAnsi="Times New Roman"/>
+          <w:sz w:val="28"/>
+        </w:rPr>
+      </w:pPr>
+      <w:r>
+        <w:rPr>
+          <w:rFonts w:ascii="Times New Roman" w:hAnsi="Times New Roman"/>
+          <w:sz w:val="28"/>
+        </w:rPr>
+        <w:t>отправка управляющих сообщений на устройства;</w:t>
+      </w:r>
+    </w:p>
+    <w:p>
+      <w:pPr>
+        <w:pStyle w:val="af3"/>
+        <w:numPr>
+          <w:ilvl w:val="0"/>
+          <w:numId w:val="24"/>
+        </w:numPr>
+        <w:tabs>
+          <w:tab w:val="left" w:pos="993"/>
+        </w:tabs>
+        <w:spacing w:after="0" w:line="360" w:lineRule="auto"/>
+        <w:ind w:left="0" w:firstLine="709"/>
+        <w:jc w:val="both"/>
+        <w:rPr>
+          <w:rFonts w:ascii="Times New Roman" w:hAnsi="Times New Roman"/>
+          <w:sz w:val="28"/>
+        </w:rPr>
+      </w:pPr>
+      <w:r>
+        <w:rPr>
+          <w:rFonts w:ascii="Times New Roman" w:hAnsi="Times New Roman"/>
+          <w:sz w:val="28"/>
+        </w:rPr>
+        <w:t>изменение конфигурации оборудования в сети;</w:t>
       </w:r>
     </w:p>
     <w:p>
@@ -2023,7 +2090,14 @@
           <w:rFonts w:ascii="Times New Roman" w:hAnsi="Times New Roman"/>
           <w:sz w:val="28"/>
         </w:rPr>
-        <w:t>и экспорт отчётов за указанный отчётный период</w:t>
+        <w:t>отчётов за указанный отчётный период</w:t>
+      </w:r>
+      <w:r>
+        <w:rPr>
+          <w:rFonts w:ascii="Times New Roman" w:hAnsi="Times New Roman"/>
+          <w:sz w:val="28"/>
+        </w:rPr>
+        <w:t>;</w:t>
       </w:r>
     </w:p>
     <w:p>
@@ -2049,14 +2123,93 @@
           <w:rFonts w:ascii="Times New Roman" w:hAnsi="Times New Roman"/>
           <w:sz w:val="28"/>
         </w:rPr>
-        <w:t>настройка шаблонов для устройств</w:t>
+        <w:t xml:space="preserve">экспорт отчётов в форматах </w:t>
+      </w:r>
+      <w:r>
+        <w:rPr>
+          <w:rFonts w:ascii="Times New Roman" w:hAnsi="Times New Roman"/>
+          <w:sz w:val="28"/>
+          <w:lang w:val="en-US"/>
+        </w:rPr>
+        <w:t>TXT</w:t>
       </w:r>
       <w:r>
         <w:rPr>
           <w:rFonts w:ascii="Times New Roman" w:hAnsi="Times New Roman"/>
           <w:sz w:val="28"/>
         </w:rPr>
-        <w:t>.</w:t>
+        <w:t xml:space="preserve">, </w:t>
+      </w:r>
+      <w:r>
+        <w:rPr>
+          <w:rFonts w:ascii="Times New Roman" w:hAnsi="Times New Roman"/>
+          <w:sz w:val="28"/>
+          <w:lang w:val="en-US"/>
+        </w:rPr>
+        <w:t>PDF</w:t>
+      </w:r>
+      <w:r>
+        <w:rPr>
+          <w:rFonts w:ascii="Times New Roman" w:hAnsi="Times New Roman"/>
+          <w:sz w:val="28"/>
+        </w:rPr>
+        <w:t xml:space="preserve">, </w:t>
+      </w:r>
+      <w:r>
+        <w:rPr>
+          <w:rFonts w:ascii="Times New Roman" w:hAnsi="Times New Roman"/>
+          <w:sz w:val="28"/>
+          <w:lang w:val="en-US"/>
+        </w:rPr>
+        <w:t>CSV</w:t>
+      </w:r>
+      <w:r>
+        <w:rPr>
+          <w:rFonts w:ascii="Times New Roman" w:hAnsi="Times New Roman"/>
+          <w:sz w:val="28"/>
+        </w:rPr>
+        <w:t xml:space="preserve">, </w:t>
+      </w:r>
+      <w:r>
+        <w:rPr>
+          <w:rFonts w:ascii="Times New Roman" w:hAnsi="Times New Roman"/>
+          <w:sz w:val="28"/>
+          <w:lang w:val="en-US"/>
+        </w:rPr>
+        <w:t>JSON</w:t>
+      </w:r>
+      <w:r>
+        <w:rPr>
+          <w:rFonts w:ascii="Times New Roman" w:hAnsi="Times New Roman"/>
+          <w:sz w:val="28"/>
+        </w:rPr>
+        <w:t>;</w:t>
+      </w:r>
+    </w:p>
+    <w:p>
+      <w:pPr>
+        <w:pStyle w:val="af3"/>
+        <w:numPr>
+          <w:ilvl w:val="0"/>
+          <w:numId w:val="24"/>
+        </w:numPr>
+        <w:tabs>
+          <w:tab w:val="left" w:pos="993"/>
+        </w:tabs>
+        <w:spacing w:after="0" w:line="360" w:lineRule="auto"/>
+        <w:ind w:left="0" w:firstLine="709"/>
+        <w:jc w:val="both"/>
+        <w:rPr>
+          <w:rFonts w:ascii="Times New Roman" w:hAnsi="Times New Roman"/>
+          <w:sz w:val="28"/>
+        </w:rPr>
+      </w:pPr>
+      <w:r>
+        <w:rPr>
+          <w:rFonts w:ascii="Times New Roman" w:hAnsi="Times New Roman"/>
+          <w:sz w:val="28"/>
+        </w:rPr>
+        <w:t>настройка шаблонов для устройств</w:t>
       </w:r>
       <w:commentRangeEnd w:id="1"/>
       <w:r>
@@ -2067,6 +2220,39 @@
           <w:szCs w:val="22"/>
         </w:rPr>
         <w:commentReference w:id="1"/>
+      </w:r>
+      <w:r>
+        <w:rPr>
+          <w:rFonts w:ascii="Times New Roman" w:hAnsi="Times New Roman"/>
+          <w:sz w:val="28"/>
+        </w:rPr>
+        <w:t>;</w:t>
+      </w:r>
+    </w:p>
+    <w:p>
+      <w:pPr>
+        <w:pStyle w:val="af3"/>
+        <w:numPr>
+          <w:ilvl w:val="0"/>
+          <w:numId w:val="24"/>
+        </w:numPr>
+        <w:tabs>
+          <w:tab w:val="left" w:pos="993"/>
+        </w:tabs>
+        <w:spacing w:after="0" w:line="360" w:lineRule="auto"/>
+        <w:ind w:left="0" w:firstLine="709"/>
+        <w:jc w:val="both"/>
+        <w:rPr>
+          <w:rFonts w:ascii="Times New Roman" w:hAnsi="Times New Roman"/>
+          <w:sz w:val="28"/>
+        </w:rPr>
+      </w:pPr>
+      <w:r>
+        <w:rPr>
+          <w:rFonts w:ascii="Times New Roman" w:hAnsi="Times New Roman"/>
+          <w:sz w:val="28"/>
+        </w:rPr>
+        <w:t>настройка параметров оповещения.</w:t>
       </w:r>
     </w:p>
     <w:p>
@@ -2129,7 +2315,35 @@
           <w:rFonts w:ascii="Times New Roman" w:hAnsi="Times New Roman"/>
           <w:sz w:val="28"/>
         </w:rPr>
-        <w:t xml:space="preserve"> Отправка управляющих сообщений также будет реализована посредством протокола </w:t>
+        <w:t xml:space="preserve"> Отправка управляющих сообщений</w:t>
+      </w:r>
+      <w:r>
+        <w:rPr>
+          <w:rFonts w:ascii="Times New Roman" w:hAnsi="Times New Roman"/>
+          <w:sz w:val="28"/>
+        </w:rPr>
+        <w:t xml:space="preserve"> и изменение конфигурации на оборудовании</w:t>
+      </w:r>
+      <w:r>
+        <w:rPr>
+          <w:rFonts w:ascii="Times New Roman" w:hAnsi="Times New Roman"/>
+          <w:sz w:val="28"/>
+        </w:rPr>
+        <w:t xml:space="preserve"> также будет реализован</w:t>
+      </w:r>
+      <w:r>
+        <w:rPr>
+          <w:rFonts w:ascii="Times New Roman" w:hAnsi="Times New Roman"/>
+          <w:sz w:val="28"/>
+        </w:rPr>
+        <w:t>о</w:t>
+      </w:r>
+      <w:r>
+        <w:rPr>
+          <w:rFonts w:ascii="Times New Roman" w:hAnsi="Times New Roman"/>
+          <w:sz w:val="28"/>
+        </w:rPr>
+        <w:t xml:space="preserve"> посредством протокола </w:t>
       </w:r>
       <w:r>
         <w:rPr>
@@ -2170,7 +2384,21 @@
           <w:rFonts w:ascii="Times New Roman" w:hAnsi="Times New Roman"/>
           <w:sz w:val="28"/>
         </w:rPr>
-        <w:t>: у</w:t>
+        <w:t xml:space="preserve">: </w:t>
+      </w:r>
+      <w:r>
+        <w:rPr>
+          <w:rFonts w:ascii="Times New Roman" w:hAnsi="Times New Roman"/>
+          <w:sz w:val="28"/>
+        </w:rPr>
+        <w:t xml:space="preserve">авторизация, </w:t>
+      </w:r>
+      <w:r>
+        <w:rPr>
+          <w:rFonts w:ascii="Times New Roman" w:hAnsi="Times New Roman"/>
+          <w:sz w:val="28"/>
+        </w:rPr>
+        <w:t>у</w:t>
       </w:r>
       <w:r>
         <w:rPr>
@@ -2191,7 +2419,21 @@
           <w:rFonts w:ascii="Times New Roman" w:hAnsi="Times New Roman"/>
           <w:sz w:val="28"/>
         </w:rPr>
-        <w:t xml:space="preserve"> формирование отчётов</w:t>
+        <w:t xml:space="preserve"> </w:t>
+      </w:r>
+      <w:r>
+        <w:rPr>
+          <w:rFonts w:ascii="Times New Roman" w:hAnsi="Times New Roman"/>
+          <w:sz w:val="28"/>
+        </w:rPr>
+        <w:t xml:space="preserve">отображение и экспорт </w:t>
+      </w:r>
+      <w:r>
+        <w:rPr>
+          <w:rFonts w:ascii="Times New Roman" w:hAnsi="Times New Roman"/>
+          <w:sz w:val="28"/>
+        </w:rPr>
+        <w:t>отчётов</w:t>
       </w:r>
       <w:r>
         <w:rPr>
@@ -2199,6 +2441,13 @@
           <w:sz w:val="28"/>
         </w:rPr>
         <w:t>, настройка шаблонов</w:t>
+      </w:r>
+      <w:r>
+        <w:rPr>
+          <w:rFonts w:ascii="Times New Roman" w:hAnsi="Times New Roman"/>
+          <w:sz w:val="28"/>
+        </w:rPr>
+        <w:t xml:space="preserve"> и настройка параметров оповещения</w:t>
       </w:r>
       <w:r>
         <w:rPr>
@@ -2219,7 +2468,28 @@
           <w:rFonts w:ascii="Times New Roman" w:hAnsi="Times New Roman"/>
           <w:sz w:val="28"/>
         </w:rPr>
-        <w:t xml:space="preserve"> Список устройств предполагается хранить в базе данных, а шаблоны – в конфигурационных файлах.</w:t>
+        <w:t xml:space="preserve"> </w:t>
+      </w:r>
+      <w:r>
+        <w:rPr>
+          <w:rFonts w:ascii="Times New Roman" w:hAnsi="Times New Roman"/>
+          <w:sz w:val="28"/>
+        </w:rPr>
+        <w:t>Авторизационные данные и с</w:t>
+      </w:r>
+      <w:r>
+        <w:rPr>
+          <w:rFonts w:ascii="Times New Roman" w:hAnsi="Times New Roman"/>
+          <w:sz w:val="28"/>
+        </w:rPr>
+        <w:t>писок устройств предполагается хранить в базе данных, а шаблоны – в конфигурационных файлах.</w:t>
+      </w:r>
+      <w:r>
+        <w:rPr>
+          <w:rFonts w:ascii="Times New Roman" w:hAnsi="Times New Roman"/>
+          <w:sz w:val="28"/>
+        </w:rPr>
+        <w:t xml:space="preserve"> </w:t>
       </w:r>
     </w:p>
     <w:p>
@@ -2373,7 +2643,7 @@
           <w:rFonts w:ascii="Times New Roman" w:hAnsi="Times New Roman"/>
           <w:sz w:val="28"/>
         </w:rPr>
-        <w:t>система должна отвечать требованиям кроссплатформенности;</w:t>
+        <w:t>информация об оборудовании хранится в базе данных в незашифрованном виде;</w:t>
       </w:r>
     </w:p>
     <w:p>
@@ -2399,7 +2669,157 @@
           <w:rFonts w:ascii="Times New Roman" w:hAnsi="Times New Roman"/>
           <w:sz w:val="28"/>
         </w:rPr>
-        <w:t>веб-интерфейс системы должен иметь адаптивную вёрстку.</w:t>
+        <w:t>настройки системы хранятся в текстовых конфигурационных файлах;</w:t>
+      </w:r>
+    </w:p>
+    <w:p>
+      <w:pPr>
+        <w:pStyle w:val="af3"/>
+        <w:numPr>
+          <w:ilvl w:val="0"/>
+          <w:numId w:val="24"/>
+        </w:numPr>
+        <w:tabs>
+          <w:tab w:val="left" w:pos="993"/>
+        </w:tabs>
+        <w:spacing w:after="0" w:line="360" w:lineRule="auto"/>
+        <w:ind w:left="0" w:firstLine="709"/>
+        <w:jc w:val="both"/>
+        <w:rPr>
+          <w:rFonts w:ascii="Times New Roman" w:hAnsi="Times New Roman"/>
+          <w:sz w:val="28"/>
+        </w:rPr>
+      </w:pPr>
+      <w:r>
+        <w:rPr>
+          <w:rFonts w:ascii="Times New Roman" w:hAnsi="Times New Roman"/>
+          <w:sz w:val="28"/>
+        </w:rPr>
+        <w:t>система должна</w:t>
+      </w:r>
+      <w:r>
+        <w:rPr>
+          <w:rFonts w:ascii="Times New Roman" w:hAnsi="Times New Roman"/>
+          <w:sz w:val="28"/>
+        </w:rPr>
+        <w:t xml:space="preserve"> поддерживать работу на операционных системах </w:t>
+      </w:r>
+      <w:r>
+        <w:rPr>
+          <w:rFonts w:ascii="Times New Roman" w:hAnsi="Times New Roman"/>
+          <w:sz w:val="28"/>
+          <w:lang w:val="en-US"/>
+        </w:rPr>
+        <w:t>Windows</w:t>
+      </w:r>
+      <w:r>
+        <w:rPr>
+          <w:rFonts w:ascii="Times New Roman" w:hAnsi="Times New Roman"/>
+          <w:sz w:val="28"/>
+        </w:rPr>
+        <w:t xml:space="preserve"> </w:t>
+      </w:r>
+      <w:r>
+        <w:rPr>
+          <w:rFonts w:ascii="Times New Roman" w:hAnsi="Times New Roman"/>
+          <w:sz w:val="28"/>
+          <w:lang w:val="en-US"/>
+        </w:rPr>
+        <w:t>Server</w:t>
+      </w:r>
+      <w:r>
+        <w:rPr>
+          <w:rFonts w:ascii="Times New Roman" w:hAnsi="Times New Roman"/>
+          <w:sz w:val="28"/>
+        </w:rPr>
+        <w:t xml:space="preserve"> 2016 </w:t>
+      </w:r>
+      <w:r>
+        <w:rPr>
+          <w:rFonts w:ascii="Times New Roman" w:hAnsi="Times New Roman"/>
+          <w:sz w:val="28"/>
+        </w:rPr>
+        <w:t xml:space="preserve">и новее и </w:t>
+      </w:r>
+      <w:r>
+        <w:rPr>
+          <w:rFonts w:ascii="Times New Roman" w:hAnsi="Times New Roman"/>
+          <w:sz w:val="28"/>
+          <w:lang w:val="en-US"/>
+        </w:rPr>
+        <w:t>Ubuntu</w:t>
+      </w:r>
+      <w:r>
+        <w:rPr>
+          <w:rFonts w:ascii="Times New Roman" w:hAnsi="Times New Roman"/>
+          <w:sz w:val="28"/>
+        </w:rPr>
+        <w:t xml:space="preserve"> </w:t>
+      </w:r>
+      <w:r>
+        <w:rPr>
+          <w:rFonts w:ascii="Times New Roman" w:hAnsi="Times New Roman"/>
+          <w:sz w:val="28"/>
+          <w:lang w:val="en-US"/>
+        </w:rPr>
+        <w:t>Server</w:t>
+      </w:r>
+      <w:r>
+        <w:rPr>
+          <w:rFonts w:ascii="Times New Roman" w:hAnsi="Times New Roman"/>
+          <w:sz w:val="28"/>
+        </w:rPr>
+        <w:t xml:space="preserve"> 2</w:t>
+      </w:r>
+      <w:r>
+        <w:rPr>
+          <w:rFonts w:ascii="Times New Roman" w:hAnsi="Times New Roman"/>
+          <w:sz w:val="28"/>
+        </w:rPr>
+        <w:t>0</w:t>
+      </w:r>
+      <w:r>
+        <w:rPr>
+          <w:rFonts w:ascii="Times New Roman" w:hAnsi="Times New Roman"/>
+          <w:sz w:val="28"/>
+        </w:rPr>
+        <w:t xml:space="preserve">.04 </w:t>
+      </w:r>
+      <w:r>
+        <w:rPr>
+          <w:rFonts w:ascii="Times New Roman" w:hAnsi="Times New Roman"/>
+          <w:sz w:val="28"/>
+          <w:lang w:val="en-US"/>
+        </w:rPr>
+        <w:t>LTS</w:t>
+      </w:r>
+      <w:r>
+        <w:rPr>
+          <w:rFonts w:ascii="Times New Roman" w:hAnsi="Times New Roman"/>
+          <w:sz w:val="28"/>
+        </w:rPr>
+        <w:t xml:space="preserve"> </w:t>
+      </w:r>
+      <w:r>
+        <w:rPr>
+          <w:rFonts w:ascii="Times New Roman" w:hAnsi="Times New Roman"/>
+          <w:sz w:val="28"/>
+        </w:rPr>
+        <w:t>и новее</w:t>
+      </w:r>
+      <w:r>
+        <w:rPr>
+          <w:rFonts w:ascii="Times New Roman" w:hAnsi="Times New Roman"/>
+          <w:sz w:val="28"/>
+        </w:rPr>
+        <w:t xml:space="preserve"> или аналогичных</w:t>
+      </w:r>
+      <w:r>
+        <w:rPr>
+          <w:rFonts w:ascii="Times New Roman" w:hAnsi="Times New Roman"/>
+          <w:sz w:val="28"/>
+        </w:rPr>
+        <w:t>.</w:t>
       </w:r>
     </w:p>
     <w:p>
@@ -2451,7 +2871,14 @@
           <w:rFonts w:ascii="Times New Roman" w:hAnsi="Times New Roman"/>
           <w:sz w:val="28"/>
         </w:rPr>
-        <w:t>посредством логина и пароля будет реализована как часть клиент-серверного приложения. Разрабатываемый программный продукт вместе с базой данных будет установлен на выделенный сервер, к которому в последующем будут обращаться системные администраторы. Авторизационные данные будут храниться в зашифрованном виде в этой базе данных.</w:t>
+        <w:t>посредством логина и пароля будет реализована как часть клиент-серверного приложения. Разрабатываемый программный продукт будет установлен на выделенный сервер</w:t>
+      </w:r>
+      <w:r>
+        <w:rPr>
+          <w:rFonts w:ascii="Times New Roman" w:hAnsi="Times New Roman"/>
+          <w:sz w:val="28"/>
+        </w:rPr>
+        <w:t xml:space="preserve"> с последующей развёрткой веб-интерфейса в сети. Операторы со своих рабочих мест посредством интернет-браузера будут обращаться к этому веб-интерфейсу.</w:t>
       </w:r>
     </w:p>
     <w:p>
@@ -2465,20 +2892,12 @@
           <w:sz w:val="28"/>
         </w:rPr>
       </w:pPr>
-      <w:commentRangeStart w:id="2"/>
       <w:r>
         <w:rPr>
           <w:rFonts w:ascii="Times New Roman" w:hAnsi="Times New Roman"/>
           <w:sz w:val="28"/>
         </w:rPr>
-        <w:t>Кроссплатформенность будет достигнута путём сборки программного продукта под разные целевые платформы</w:t>
-      </w:r>
-      <w:r>
-        <w:rPr>
-          <w:rFonts w:ascii="Times New Roman" w:hAnsi="Times New Roman"/>
-          <w:sz w:val="28"/>
-        </w:rPr>
-        <w:t>.</w:t>
+        <w:t>База данных будет установлена на выделенный сервер вместе с системой и будет хранить в себе данные о пользователях и устройствах в сети. Предполагается использование реляционной базы данных.</w:t>
       </w:r>
     </w:p>
     <w:p>
@@ -2497,7 +2916,7 @@
           <w:rFonts w:ascii="Times New Roman" w:hAnsi="Times New Roman"/>
           <w:sz w:val="28"/>
         </w:rPr>
-        <w:t xml:space="preserve">Адаптивность вёрстки веб-интерфейса может быть достигнута за счёт использования возможностей </w:t>
+        <w:t xml:space="preserve">Для реализации кроссплатформенности системы (поддержку работы на </w:t>
       </w:r>
       <w:r>
         <w:rPr>
@@ -2505,14 +2924,14 @@
           <w:sz w:val="28"/>
           <w:lang w:val="en-US"/>
         </w:rPr>
-        <w:t>HTML</w:t>
+        <w:t>Windows</w:t>
       </w:r>
       <w:r>
         <w:rPr>
           <w:rFonts w:ascii="Times New Roman" w:hAnsi="Times New Roman"/>
           <w:sz w:val="28"/>
         </w:rPr>
-        <w:t xml:space="preserve">, </w:t>
+        <w:t xml:space="preserve"> </w:t>
       </w:r>
       <w:r>
         <w:rPr>
@@ -2520,25 +2939,160 @@
           <w:sz w:val="28"/>
           <w:lang w:val="en-US"/>
         </w:rPr>
-        <w:t>CSS</w:t>
+        <w:t>Server</w:t>
       </w:r>
       <w:r>
         <w:rPr>
           <w:rFonts w:ascii="Times New Roman" w:hAnsi="Times New Roman"/>
           <w:sz w:val="28"/>
         </w:rPr>
-        <w:t>, а также сторонних фреймворков для создания пользовательских интерфейсов.</w:t>
+        <w:t xml:space="preserve"> </w:t>
       </w:r>
-      <w:commentRangeEnd w:id="2"/>
       <w:r>
         <w:rPr>
-          <w:rStyle w:val="afe"/>
           <w:rFonts w:ascii="Times New Roman" w:hAnsi="Times New Roman"/>
           <w:sz w:val="28"/>
-          <w:szCs w:val="22"/>
         </w:rPr>
-        <w:commentReference w:id="2"/>
+        <w:t xml:space="preserve">и </w:t>
       </w:r>
+      <w:r>
+        <w:rPr>
+          <w:rFonts w:ascii="Times New Roman" w:hAnsi="Times New Roman"/>
+          <w:sz w:val="28"/>
+          <w:lang w:val="en-US"/>
+        </w:rPr>
+        <w:t>Ubuntu</w:t>
+      </w:r>
+      <w:r>
+        <w:rPr>
+          <w:rFonts w:ascii="Times New Roman" w:hAnsi="Times New Roman"/>
+          <w:sz w:val="28"/>
+        </w:rPr>
+        <w:t xml:space="preserve"> </w:t>
+      </w:r>
+      <w:r>
+        <w:rPr>
+          <w:rFonts w:ascii="Times New Roman" w:hAnsi="Times New Roman"/>
+          <w:sz w:val="28"/>
+          <w:lang w:val="en-US"/>
+        </w:rPr>
+        <w:t>Server</w:t>
+      </w:r>
+      <w:r>
+        <w:rPr>
+          <w:rFonts w:ascii="Times New Roman" w:hAnsi="Times New Roman"/>
+          <w:sz w:val="28"/>
+        </w:rPr>
+        <w:t>)</w:t>
+      </w:r>
+      <w:r>
+        <w:rPr>
+          <w:rFonts w:ascii="Times New Roman" w:hAnsi="Times New Roman"/>
+          <w:sz w:val="28"/>
+        </w:rPr>
+        <w:t xml:space="preserve"> будет осуществлена сборка</w:t>
+      </w:r>
+      <w:r>
+        <w:rPr>
+          <w:rFonts w:ascii="Times New Roman" w:hAnsi="Times New Roman"/>
+          <w:sz w:val="28"/>
+        </w:rPr>
+        <w:t xml:space="preserve"> дистрибутивов </w:t>
+      </w:r>
+      <w:r>
+        <w:rPr>
+          <w:rFonts w:ascii="Times New Roman" w:hAnsi="Times New Roman"/>
+          <w:sz w:val="28"/>
+        </w:rPr>
+        <w:lastRenderedPageBreak/>
+        <w:t xml:space="preserve">под необходимые платформы, включая создание установочных файлов </w:t>
+      </w:r>
+      <w:r>
+        <w:rPr>
+          <w:rFonts w:ascii="Times New Roman" w:hAnsi="Times New Roman"/>
+          <w:sz w:val="28"/>
+          <w:lang w:val="en-US"/>
+        </w:rPr>
+        <w:t>MSI</w:t>
+      </w:r>
+      <w:r>
+        <w:rPr>
+          <w:rFonts w:ascii="Times New Roman" w:hAnsi="Times New Roman"/>
+          <w:sz w:val="28"/>
+        </w:rPr>
+        <w:t xml:space="preserve"> (</w:t>
+      </w:r>
+      <w:r>
+        <w:rPr>
+          <w:rFonts w:ascii="Times New Roman" w:hAnsi="Times New Roman"/>
+          <w:sz w:val="28"/>
+          <w:lang w:val="en-US"/>
+        </w:rPr>
+        <w:t>Microsoft</w:t>
+      </w:r>
+      <w:r>
+        <w:rPr>
+          <w:rFonts w:ascii="Times New Roman" w:hAnsi="Times New Roman"/>
+          <w:sz w:val="28"/>
+        </w:rPr>
+        <w:t xml:space="preserve"> </w:t>
+      </w:r>
+      <w:r>
+        <w:rPr>
+          <w:rFonts w:ascii="Times New Roman" w:hAnsi="Times New Roman"/>
+          <w:sz w:val="28"/>
+          <w:lang w:val="en-US"/>
+        </w:rPr>
+        <w:t>Installer</w:t>
+      </w:r>
+      <w:r>
+        <w:rPr>
+          <w:rFonts w:ascii="Times New Roman" w:hAnsi="Times New Roman"/>
+          <w:sz w:val="28"/>
+        </w:rPr>
+        <w:t xml:space="preserve">) </w:t>
+      </w:r>
+      <w:r>
+        <w:rPr>
+          <w:rFonts w:ascii="Times New Roman" w:hAnsi="Times New Roman"/>
+          <w:sz w:val="28"/>
+        </w:rPr>
+        <w:t xml:space="preserve">и </w:t>
+      </w:r>
+      <w:r>
+        <w:rPr>
+          <w:rFonts w:ascii="Times New Roman" w:hAnsi="Times New Roman"/>
+          <w:sz w:val="28"/>
+          <w:lang w:val="en-US"/>
+        </w:rPr>
+        <w:t>Deb</w:t>
+      </w:r>
+      <w:r>
+        <w:rPr>
+          <w:rFonts w:ascii="Times New Roman" w:hAnsi="Times New Roman"/>
+          <w:sz w:val="28"/>
+        </w:rPr>
+        <w:t>-</w:t>
+      </w:r>
+      <w:r>
+        <w:rPr>
+          <w:rFonts w:ascii="Times New Roman" w:hAnsi="Times New Roman"/>
+          <w:sz w:val="28"/>
+        </w:rPr>
+        <w:t xml:space="preserve">пакетов для распространения. </w:t>
+      </w:r>
+    </w:p>
+    <w:p>
+      <w:pPr>
+        <w:pStyle w:val="af3"/>
+        <w:spacing w:after="0" w:line="360" w:lineRule="auto"/>
+        <w:ind w:firstLine="709"/>
+        <w:jc w:val="both"/>
+        <w:rPr>
+          <w:rFonts w:ascii="Times New Roman" w:hAnsi="Times New Roman"/>
+          <w:sz w:val="28"/>
+        </w:rPr>
+      </w:pPr>
     </w:p>
     <w:sectPr>
       <w:footerReference w:type="default" r:id="rId13"/>
@@ -2572,43 +3126,24 @@
       </w:r>
     </w:p>
   </w:comment>
-  <w:comment w:id="2" w:author="Василий Тарасевич" w:date="2026-03-17T16:44:00Z" w:initials="ВТ">
-    <w:p>
-      <w:pPr>
-        <w:pStyle w:val="aff"/>
-      </w:pPr>
-      <w:r>
-        <w:rPr>
-          <w:rStyle w:val="afe"/>
-        </w:rPr>
-        <w:annotationRef/>
-      </w:r>
-      <w:r>
-        <w:t>подробнее</w:t>
-      </w:r>
-    </w:p>
-  </w:comment>
 </w:comments>
 </file>
 
 <file path=word/commentsExtended.xml><?xml version="1.0" encoding="utf-8"?>
 <w15:commentsEx xmlns:wpc="http://schemas.microsoft.com/office/word/2010/wordprocessingCanvas" xmlns:cx="http://schemas.microsoft.com/office/drawing/2014/chartex" xmlns:cx1="http://schemas.microsoft.com/office/drawing/2015/9/8/chartex" xmlns:cx2="http://schemas.microsoft.com/office/drawing/2015/10/21/chartex" xmlns:cx3="http://schemas.microsoft.com/office/drawing/2016/5/9/chartex" xmlns:cx4="http://schemas.microsoft.com/office/drawing/2016/5/10/chartex" xmlns:cx5="http://schemas.microsoft.com/office/drawing/2016/5/11/chartex" xmlns:cx6="http://schemas.microsoft.com/office/drawing/2016/5/12/chartex" xmlns:cx7="http://schemas.microsoft.com/office/drawing/2016/5/13/chartex" xmlns:cx8="http://schemas.microsoft.com/office/drawing/2016/5/14/chartex" xmlns:mc="http://schemas.openxmlformats.org/markup-compatibility/2006" xmlns:aink="http://schemas.microsoft.com/office/drawing/2016/ink" xmlns:am3d="http://schemas.microsoft.com/office/drawing/2017/model3d" xmlns:o="urn:schemas-microsoft-com:office:office" xmlns:oel="http://schemas.microsoft.com/office/2019/extlst" xmlns:r="http://schemas.openxmlformats.org/officeDocument/2006/relationships" xmlns:m="http://schemas.openxmlformats.org/officeDocument/2006/math" xmlns:v="urn:schemas-microsoft-com:vml" xmlns:wp14="http://schemas.microsoft.com/office/word/2010/wordprocessingDrawing" xmlns:wp="http://schemas.openxmlformats.org/drawingml/2006/wordprocessingDrawing" xmlns:w10="urn:schemas-microsoft-com:office:word" xmlns:w="http://schemas.openxmlformats.org/wordprocessingml/2006/main" xmlns:w14="http://schemas.microsoft.com/office/word/2010/wordml" xmlns:w15="http://schemas.microsoft.com/office/word/2012/wordml" xmlns:w16cex="http://schemas.microsoft.com/office/word/2018/wordml/cex" xmlns:w16cid="http://schemas.microsoft.com/office/word/2016/wordml/cid" xmlns:w16="http://schemas.microsoft.com/office/word/2018/wordml" xmlns:w16du="http://schemas.microsoft.com/office/word/2023/wordml/word16du" xmlns:w16sdtdh="http://schemas.microsoft.com/office/word/2020/wordml/sdtdatahash" xmlns:w16sdtfl="http://schemas.microsoft.com/office/word/2024/wordml/sdtformatlock" xmlns:w16se="http://schemas.microsoft.com/office/word/2015/wordml/symex" xmlns:wpg="http://schemas.microsoft.com/office/word/2010/wordprocessingGroup" xmlns:wpi="http://schemas.microsoft.com/office/word/2010/wordprocessingInk" xmlns:wne="http://schemas.microsoft.com/office/word/2006/wordml" xmlns:wps="http://schemas.microsoft.com/office/word/2010/wordprocessingShape" mc:Ignorable="w14 w15 w16se w16cid w16 w16cex w16sdtdh w16sdtfl w16du wp14">
-  <w15:commentEx w15:paraId="249C8B50" w15:done="0"/>
-  <w15:commentEx w15:paraId="1CA55CC1" w15:done="0"/>
+  <w15:commentEx w15:paraId="249C8B50" w15:done="1"/>
 </w15:commentsEx>
 </file>
 
 <file path=word/commentsExtensible.xml><?xml version="1.0" encoding="utf-8"?>
 <w16cex:commentsExtensible xmlns:wpc="http://schemas.microsoft.com/office/word/2010/wordprocessingCanvas" xmlns:cx="http://schemas.microsoft.com/office/drawing/2014/chartex" xmlns:cx1="http://schemas.microsoft.com/office/drawing/2015/9/8/chartex" xmlns:cx2="http://schemas.microsoft.com/office/drawing/2015/10/21/chartex" xmlns:cx3="http://schemas.microsoft.com/office/drawing/2016/5/9/chartex" xmlns:cx4="http://schemas.microsoft.com/office/drawing/2016/5/10/chartex" xmlns:cx5="http://schemas.microsoft.com/office/drawing/2016/5/11/chartex" xmlns:cx6="http://schemas.microsoft.com/office/drawing/2016/5/12/chartex" xmlns:cx7="http://schemas.microsoft.com/office/drawing/2016/5/13/chartex" xmlns:cx8="http://schemas.microsoft.com/office/drawing/2016/5/14/chartex" xmlns:cr="http://schemas.microsoft.com/office/comments/2020/reactions" xmlns:mc="http://schemas.openxmlformats.org/markup-compatibility/2006" xmlns:aink="http://schemas.microsoft.com/office/drawing/2016/ink" xmlns:am3d="http://schemas.microsoft.com/office/drawing/2017/model3d" xmlns:o="urn:schemas-microsoft-com:office:office" xmlns:oel="http://schemas.microsoft.com/office/2019/extlst" xmlns:r="http://schemas.openxmlformats.org/officeDocument/2006/relationships" xmlns:m="http://schemas.openxmlformats.org/officeDocument/2006/math" xmlns:v="urn:schemas-microsoft-com:vml" xmlns:wp14="http://schemas.microsoft.com/office/word/2010/wordprocessingDrawing" xmlns:wp="http://schemas.openxmlformats.org/drawingml/2006/wordprocessingDrawing" xmlns:w10="urn:schemas-microsoft-com:office:word" xmlns:w="http://schemas.openxmlformats.org/wordprocessingml/2006/main" xmlns:w14="http://schemas.microsoft.com/office/word/2010/wordml" xmlns:w15="http://schemas.microsoft.com/office/word/2012/wordml" xmlns:w16cex="http://schemas.microsoft.com/office/word/2018/wordml/cex" xmlns:w16cid="http://schemas.microsoft.com/office/word/2016/wordml/cid" xmlns:w16="http://schemas.microsoft.com/office/word/2018/wordml" xmlns:w16du="http://schemas.microsoft.com/office/word/2023/wordml/word16du" xmlns:w16sdtdh="http://schemas.microsoft.com/office/word/2020/wordml/sdtdatahash" xmlns:w16sdtfl="http://schemas.microsoft.com/office/word/2024/wordml/sdtformatlock" xmlns:w16se="http://schemas.microsoft.com/office/word/2015/wordml/symex" xmlns:wpg="http://schemas.microsoft.com/office/word/2010/wordprocessingGroup" xmlns:wpi="http://schemas.microsoft.com/office/word/2010/wordprocessingInk" xmlns:wne="http://schemas.microsoft.com/office/word/2006/wordml" xmlns:wps="http://schemas.microsoft.com/office/word/2010/wordprocessingShape" mc:Ignorable="w14 w15 w16se w16cid w16 w16cex w16sdtdh w16sdtfl cr w16du wp14">
   <w16cex:commentExtensible w16cex:durableId="2139D207" w16cex:dateUtc="2026-03-17T13:46:00Z"/>
-  <w16cex:commentExtensible w16cex:durableId="71552E9D" w16cex:dateUtc="2026-03-17T13:44:00Z"/>
 </w16cex:commentsExtensible>
 </file>
 
 <file path=word/commentsIds.xml><?xml version="1.0" encoding="utf-8"?>
 <w16cid:commentsIds xmlns:wpc="http://schemas.microsoft.com/office/word/2010/wordprocessingCanvas" xmlns:cx="http://schemas.microsoft.com/office/drawing/2014/chartex" xmlns:cx1="http://schemas.microsoft.com/office/drawing/2015/9/8/chartex" xmlns:cx2="http://schemas.microsoft.com/office/drawing/2015/10/21/chartex" xmlns:cx3="http://schemas.microsoft.com/office/drawing/2016/5/9/chartex" xmlns:cx4="http://schemas.microsoft.com/office/drawing/2016/5/10/chartex" xmlns:cx5="http://schemas.microsoft.com/office/drawing/2016/5/11/chartex" xmlns:cx6="http://schemas.microsoft.com/office/drawing/2016/5/12/chartex" xmlns:cx7="http://schemas.microsoft.com/office/drawing/2016/5/13/chartex" xmlns:cx8="http://schemas.microsoft.com/office/drawing/2016/5/14/chartex" xmlns:mc="http://schemas.openxmlformats.org/markup-compatibility/2006" xmlns:aink="http://schemas.microsoft.com/office/drawing/2016/ink" xmlns:am3d="http://schemas.microsoft.com/office/drawing/2017/model3d" xmlns:o="urn:schemas-microsoft-com:office:office" xmlns:oel="http://schemas.microsoft.com/office/2019/extlst" xmlns:r="http://schemas.openxmlformats.org/officeDocument/2006/relationships" xmlns:m="http://schemas.openxmlformats.org/officeDocument/2006/math" xmlns:v="urn:schemas-microsoft-com:vml" xmlns:wp14="http://schemas.microsoft.com/office/word/2010/wordprocessingDrawing" xmlns:wp="http://schemas.openxmlformats.org/drawingml/2006/wordprocessingDrawing" xmlns:w10="urn:schemas-microsoft-com:office:word" xmlns:w="http://schemas.openxmlformats.org/wordprocessingml/2006/main" xmlns:w14="http://schemas.microsoft.com/office/word/2010/wordml" xmlns:w15="http://schemas.microsoft.com/office/word/2012/wordml" xmlns:w16cex="http://schemas.microsoft.com/office/word/2018/wordml/cex" xmlns:w16cid="http://schemas.microsoft.com/office/word/2016/wordml/cid" xmlns:w16="http://schemas.microsoft.com/office/word/2018/wordml" xmlns:w16du="http://schemas.microsoft.com/office/word/2023/wordml/word16du" xmlns:w16sdtdh="http://schemas.microsoft.com/office/word/2020/wordml/sdtdatahash" xmlns:w16sdtfl="http://schemas.microsoft.com/office/word/2024/wordml/sdtformatlock" xmlns:w16se="http://schemas.microsoft.com/office/word/2015/wordml/symex" xmlns:wpg="http://schemas.microsoft.com/office/word/2010/wordprocessingGroup" xmlns:wpi="http://schemas.microsoft.com/office/word/2010/wordprocessingInk" xmlns:wne="http://schemas.microsoft.com/office/word/2006/wordml" xmlns:wps="http://schemas.microsoft.com/office/word/2010/wordprocessingShape" mc:Ignorable="w14 w15 w16se w16cid w16 w16cex w16sdtdh w16sdtfl w16du wp14">
   <w16cid:commentId w16cid:paraId="249C8B50" w16cid:durableId="2139D207"/>
-  <w16cid:commentId w16cid:paraId="1CA55CC1" w16cid:durableId="71552E9D"/>
 </w16cid:commentsIds>
 </file>
 
@@ -18605,27 +19140,27 @@
 </file>
 
 <file path=customXml/item1.xml><?xml version="1.0" encoding="utf-8"?>
+<b:Sources xmlns:b="http://schemas.openxmlformats.org/officeDocument/2006/bibliography" xmlns="http://schemas.openxmlformats.org/officeDocument/2006/bibliography" SelectedStyle="\APASixthEditionOfficeOnline.xsl" StyleName="APA" Version="6"/>
+</file>
+
+<file path=customXml/item2.xml><?xml version="1.0" encoding="utf-8"?>
 <w:settings xmlns:w="http://schemas.openxmlformats.org/wordprocessingml/2006/main">
   <w:SpecialFormsHighlight w:val="c9c8ff"/>
 </w:settings>
 </file>
 
-<file path=customXml/item2.xml><?xml version="1.0" encoding="utf-8"?>
-<b:Sources xmlns:b="http://schemas.openxmlformats.org/officeDocument/2006/bibliography" xmlns="http://schemas.openxmlformats.org/officeDocument/2006/bibliography" SelectedStyle="\APASixthEditionOfficeOnline.xsl" StyleName="APA" Version="6"/>
+<file path=customXml/itemProps1.xml><?xml version="1.0" encoding="utf-8"?>
+<ds:datastoreItem xmlns:ds="http://schemas.openxmlformats.org/officeDocument/2006/customXml" ds:itemID="{775F4AD5-9B51-4032-B8B7-D2F53CC85AB3}">
+  <ds:schemaRefs>
+    <ds:schemaRef ds:uri="http://schemas.openxmlformats.org/officeDocument/2006/bibliography"/>
+  </ds:schemaRefs>
+</ds:datastoreItem>
 </file>
 
-<file path=customXml/itemProps1.xml><?xml version="1.0" encoding="utf-8"?>
+<file path=customXml/itemProps2.xml><?xml version="1.0" encoding="utf-8"?>
 <ds:datastoreItem xmlns:ds="http://schemas.openxmlformats.org/officeDocument/2006/customXml" ds:itemID="{5D0AEA6B-E499-4EEF-98A3-AFBB261C493E}">
   <ds:schemaRefs>
     <ds:schemaRef ds:uri="http://schemas.openxmlformats.org/wordprocessingml/2006/main"/>
   </ds:schemaRefs>
 </ds:datastoreItem>
-</file>
-
-<file path=customXml/itemProps2.xml><?xml version="1.0" encoding="utf-8"?>
-<ds:datastoreItem xmlns:ds="http://schemas.openxmlformats.org/officeDocument/2006/customXml" ds:itemID="{775F4AD5-9B51-4032-B8B7-D2F53CC85AB3}">
-  <ds:schemaRefs>
-    <ds:schemaRef ds:uri="http://schemas.openxmlformats.org/officeDocument/2006/bibliography"/>
-  </ds:schemaRefs>
-</ds:datastoreItem>
 </file>
--- a/ПТП/ПР-2 Практика Тарасевич.docx
+++ b/ПТП/ПР-2 Практика Тарасевич.docx
@@ -2123,60 +2123,7 @@
           <w:rFonts w:ascii="Times New Roman" w:hAnsi="Times New Roman"/>
           <w:sz w:val="28"/>
         </w:rPr>
-        <w:t xml:space="preserve">экспорт отчётов в форматах </w:t>
-      </w:r>
-      <w:r>
-        <w:rPr>
-          <w:rFonts w:ascii="Times New Roman" w:hAnsi="Times New Roman"/>
-          <w:sz w:val="28"/>
-          <w:lang w:val="en-US"/>
-        </w:rPr>
-        <w:t>TXT</w:t>
-      </w:r>
-      <w:r>
-        <w:rPr>
-          <w:rFonts w:ascii="Times New Roman" w:hAnsi="Times New Roman"/>
-          <w:sz w:val="28"/>
-        </w:rPr>
-        <w:t xml:space="preserve">, </w:t>
-      </w:r>
-      <w:r>
-        <w:rPr>
-          <w:rFonts w:ascii="Times New Roman" w:hAnsi="Times New Roman"/>
-          <w:sz w:val="28"/>
-          <w:lang w:val="en-US"/>
-        </w:rPr>
-        <w:t>PDF</w:t>
-      </w:r>
-      <w:r>
-        <w:rPr>
-          <w:rFonts w:ascii="Times New Roman" w:hAnsi="Times New Roman"/>
-          <w:sz w:val="28"/>
-        </w:rPr>
-        <w:t xml:space="preserve">, </w:t>
-      </w:r>
-      <w:r>
-        <w:rPr>
-          <w:rFonts w:ascii="Times New Roman" w:hAnsi="Times New Roman"/>
-          <w:sz w:val="28"/>
-          <w:lang w:val="en-US"/>
-        </w:rPr>
-        <w:t>CSV</w:t>
-      </w:r>
-      <w:r>
-        <w:rPr>
-          <w:rFonts w:ascii="Times New Roman" w:hAnsi="Times New Roman"/>
-          <w:sz w:val="28"/>
-        </w:rPr>
-        <w:t xml:space="preserve">, </w:t>
-      </w:r>
-      <w:r>
-        <w:rPr>
-          <w:rFonts w:ascii="Times New Roman" w:hAnsi="Times New Roman"/>
-          <w:sz w:val="28"/>
-          <w:lang w:val="en-US"/>
-        </w:rPr>
-        <w:t>JSON</w:t>
+        <w:t>экспорт отчётов</w:t>
       </w:r>
       <w:r>
         <w:rPr>
@@ -2643,7 +2590,67 @@
           <w:rFonts w:ascii="Times New Roman" w:hAnsi="Times New Roman"/>
           <w:sz w:val="28"/>
         </w:rPr>
-        <w:t>информация об оборудовании хранится в базе данных в незашифрованном виде;</w:t>
+        <w:t xml:space="preserve">экспорт отчётов возможен в форматах </w:t>
+      </w:r>
+      <w:r>
+        <w:rPr>
+          <w:rFonts w:ascii="Times New Roman" w:hAnsi="Times New Roman"/>
+          <w:sz w:val="28"/>
+          <w:lang w:val="en-US"/>
+        </w:rPr>
+        <w:t>TXT</w:t>
+      </w:r>
+      <w:r>
+        <w:rPr>
+          <w:rFonts w:ascii="Times New Roman" w:hAnsi="Times New Roman"/>
+          <w:sz w:val="28"/>
+        </w:rPr>
+        <w:t xml:space="preserve">, </w:t>
+      </w:r>
+      <w:r>
+        <w:rPr>
+          <w:rFonts w:ascii="Times New Roman" w:hAnsi="Times New Roman"/>
+          <w:sz w:val="28"/>
+          <w:lang w:val="en-US"/>
+        </w:rPr>
+        <w:t>JSON</w:t>
+      </w:r>
+      <w:r>
+        <w:rPr>
+          <w:rFonts w:ascii="Times New Roman" w:hAnsi="Times New Roman"/>
+          <w:sz w:val="28"/>
+        </w:rPr>
+        <w:t xml:space="preserve">, </w:t>
+      </w:r>
+      <w:r>
+        <w:rPr>
+          <w:rFonts w:ascii="Times New Roman" w:hAnsi="Times New Roman"/>
+          <w:sz w:val="28"/>
+          <w:lang w:val="en-US"/>
+        </w:rPr>
+        <w:t>CSV</w:t>
+      </w:r>
+      <w:r>
+        <w:rPr>
+          <w:rFonts w:ascii="Times New Roman" w:hAnsi="Times New Roman"/>
+          <w:sz w:val="28"/>
+        </w:rPr>
+        <w:t xml:space="preserve">, </w:t>
+      </w:r>
+      <w:r>
+        <w:rPr>
+          <w:rFonts w:ascii="Times New Roman" w:hAnsi="Times New Roman"/>
+          <w:sz w:val="28"/>
+          <w:lang w:val="en-US"/>
+        </w:rPr>
+        <w:t>PDF</w:t>
+      </w:r>
+      <w:r>
+        <w:rPr>
+          <w:rFonts w:ascii="Times New Roman" w:hAnsi="Times New Roman"/>
+          <w:sz w:val="28"/>
+        </w:rPr>
+        <w:t>;</w:t>
       </w:r>
     </w:p>
     <w:p>
@@ -2669,7 +2676,92 @@
           <w:rFonts w:ascii="Times New Roman" w:hAnsi="Times New Roman"/>
           <w:sz w:val="28"/>
         </w:rPr>
-        <w:t>настройки системы хранятся в текстовых конфигурационных файлах;</w:t>
+        <w:t>информация об оборудовании хранится в базе данных в незашифрованном виде;</w:t>
+      </w:r>
+    </w:p>
+    <w:p>
+      <w:pPr>
+        <w:pStyle w:val="af3"/>
+        <w:numPr>
+          <w:ilvl w:val="0"/>
+          <w:numId w:val="24"/>
+        </w:numPr>
+        <w:tabs>
+          <w:tab w:val="left" w:pos="993"/>
+        </w:tabs>
+        <w:spacing w:after="0" w:line="360" w:lineRule="auto"/>
+        <w:ind w:left="0" w:firstLine="709"/>
+        <w:jc w:val="both"/>
+        <w:rPr>
+          <w:rFonts w:ascii="Times New Roman" w:hAnsi="Times New Roman"/>
+          <w:sz w:val="28"/>
+        </w:rPr>
+      </w:pPr>
+      <w:r>
+        <w:rPr>
+          <w:rFonts w:ascii="Times New Roman" w:hAnsi="Times New Roman"/>
+          <w:sz w:val="28"/>
+        </w:rPr>
+        <w:t>настройки системы хранятся в текстовых конфигурационных файлах</w:t>
+      </w:r>
+      <w:r>
+        <w:rPr>
+          <w:rFonts w:ascii="Times New Roman" w:hAnsi="Times New Roman"/>
+          <w:sz w:val="28"/>
+        </w:rPr>
+        <w:t xml:space="preserve"> (</w:t>
+      </w:r>
+      <w:r>
+        <w:rPr>
+          <w:rFonts w:ascii="Times New Roman" w:hAnsi="Times New Roman"/>
+          <w:sz w:val="28"/>
+          <w:lang w:val="en-US"/>
+        </w:rPr>
+        <w:t>TXT</w:t>
+      </w:r>
+      <w:r>
+        <w:rPr>
+          <w:rFonts w:ascii="Times New Roman" w:hAnsi="Times New Roman"/>
+          <w:sz w:val="28"/>
+        </w:rPr>
+        <w:t xml:space="preserve">, </w:t>
+      </w:r>
+      <w:r>
+        <w:rPr>
+          <w:rFonts w:ascii="Times New Roman" w:hAnsi="Times New Roman"/>
+          <w:sz w:val="28"/>
+          <w:lang w:val="en-US"/>
+        </w:rPr>
+        <w:t>JSON</w:t>
+      </w:r>
+      <w:r>
+        <w:rPr>
+          <w:rFonts w:ascii="Times New Roman" w:hAnsi="Times New Roman"/>
+          <w:sz w:val="28"/>
+        </w:rPr>
+        <w:t xml:space="preserve">, </w:t>
+      </w:r>
+      <w:r>
+        <w:rPr>
+          <w:rFonts w:ascii="Times New Roman" w:hAnsi="Times New Roman"/>
+          <w:sz w:val="28"/>
+          <w:lang w:val="en-US"/>
+        </w:rPr>
+        <w:t>CSV</w:t>
+      </w:r>
+      <w:r>
+        <w:rPr>
+          <w:rFonts w:ascii="Times New Roman" w:hAnsi="Times New Roman"/>
+          <w:sz w:val="28"/>
+        </w:rPr>
+        <w:t>)</w:t>
+      </w:r>
+      <w:r>
+        <w:rPr>
+          <w:rFonts w:ascii="Times New Roman" w:hAnsi="Times New Roman"/>
+          <w:sz w:val="28"/>
+        </w:rPr>
+        <w:t>;</w:t>
       </w:r>
     </w:p>
     <w:p>
@@ -2916,6 +3008,26 @@
           <w:rFonts w:ascii="Times New Roman" w:hAnsi="Times New Roman"/>
           <w:sz w:val="28"/>
         </w:rPr>
+        <w:lastRenderedPageBreak/>
+        <w:t>Для реализации возможности экспорта отчётов в различных форматах предполагается использование сторонних библиотек.</w:t>
+      </w:r>
+    </w:p>
+    <w:p>
+      <w:pPr>
+        <w:pStyle w:val="af3"/>
+        <w:spacing w:after="0" w:line="360" w:lineRule="auto"/>
+        <w:ind w:firstLine="709"/>
+        <w:jc w:val="both"/>
+        <w:rPr>
+          <w:rFonts w:ascii="Times New Roman" w:hAnsi="Times New Roman"/>
+          <w:sz w:val="28"/>
+        </w:rPr>
+      </w:pPr>
+      <w:r>
+        <w:rPr>
+          <w:rFonts w:ascii="Times New Roman" w:hAnsi="Times New Roman"/>
+          <w:sz w:val="28"/>
+        </w:rPr>
         <w:t xml:space="preserve">Для реализации кроссплатформенности системы (поддержку работы на </w:t>
       </w:r>
       <w:r>
@@ -2997,15 +3109,7 @@
           <w:rFonts w:ascii="Times New Roman" w:hAnsi="Times New Roman"/>
           <w:sz w:val="28"/>
         </w:rPr>
-        <w:t xml:space="preserve"> дистрибутивов </w:t>
-      </w:r>
-      <w:r>
-        <w:rPr>
-          <w:rFonts w:ascii="Times New Roman" w:hAnsi="Times New Roman"/>
-          <w:sz w:val="28"/>
-        </w:rPr>
-        <w:lastRenderedPageBreak/>
-        <w:t xml:space="preserve">под необходимые платформы, включая создание установочных файлов </w:t>
+        <w:t xml:space="preserve"> дистрибутивов под необходимые платформы, включая создание установочных файлов </w:t>
       </w:r>
       <w:r>
         <w:rPr>
@@ -19140,27 +19244,27 @@
 </file>
 
 <file path=customXml/item1.xml><?xml version="1.0" encoding="utf-8"?>
-<b:Sources xmlns:b="http://schemas.openxmlformats.org/officeDocument/2006/bibliography" xmlns="http://schemas.openxmlformats.org/officeDocument/2006/bibliography" SelectedStyle="\APASixthEditionOfficeOnline.xsl" StyleName="APA" Version="6"/>
-</file>
-
-<file path=customXml/item2.xml><?xml version="1.0" encoding="utf-8"?>
 <w:settings xmlns:w="http://schemas.openxmlformats.org/wordprocessingml/2006/main">
   <w:SpecialFormsHighlight w:val="c9c8ff"/>
 </w:settings>
 </file>
 
+<file path=customXml/item2.xml><?xml version="1.0" encoding="utf-8"?>
+<b:Sources xmlns:b="http://schemas.openxmlformats.org/officeDocument/2006/bibliography" xmlns="http://schemas.openxmlformats.org/officeDocument/2006/bibliography" SelectedStyle="\APASixthEditionOfficeOnline.xsl" StyleName="APA" Version="6"/>
+</file>
+
 <file path=customXml/itemProps1.xml><?xml version="1.0" encoding="utf-8"?>
+<ds:datastoreItem xmlns:ds="http://schemas.openxmlformats.org/officeDocument/2006/customXml" ds:itemID="{5D0AEA6B-E499-4EEF-98A3-AFBB261C493E}">
+  <ds:schemaRefs>
+    <ds:schemaRef ds:uri="http://schemas.openxmlformats.org/wordprocessingml/2006/main"/>
+  </ds:schemaRefs>
+</ds:datastoreItem>
+</file>
+
+<file path=customXml/itemProps2.xml><?xml version="1.0" encoding="utf-8"?>
 <ds:datastoreItem xmlns:ds="http://schemas.openxmlformats.org/officeDocument/2006/customXml" ds:itemID="{775F4AD5-9B51-4032-B8B7-D2F53CC85AB3}">
   <ds:schemaRefs>
     <ds:schemaRef ds:uri="http://schemas.openxmlformats.org/officeDocument/2006/bibliography"/>
   </ds:schemaRefs>
 </ds:datastoreItem>
-</file>
-
-<file path=customXml/itemProps2.xml><?xml version="1.0" encoding="utf-8"?>
-<ds:datastoreItem xmlns:ds="http://schemas.openxmlformats.org/officeDocument/2006/customXml" ds:itemID="{5D0AEA6B-E499-4EEF-98A3-AFBB261C493E}">
-  <ds:schemaRefs>
-    <ds:schemaRef ds:uri="http://schemas.openxmlformats.org/wordprocessingml/2006/main"/>
-  </ds:schemaRefs>
-</ds:datastoreItem>
 </file>